--- a/wiki/product/reports/vibe-code-poc-technical-design-and-runtime-architecture.docx
+++ b/wiki/product/reports/vibe-code-poc-technical-design-and-runtime-architecture.docx
@@ -3152,6 +3152,241 @@
                 <w:sz w:val="13"/>
               </w:rPr>
               <w:t>One branch per Save is rejected; autosaves rotate and Restore creates new history.</w:t>
+            </w:r>
+          </w:p>
+        </w:tc>
+      </w:tr>
+      <w:tr>
+        <w:trPr>
+          <w:cantSplit/>
+        </w:trPr>
+        <w:tc>
+          <w:tcPr>
+            <w:tcW w:type="dxa" w:w="1080"/>
+            <w:shd w:val="clear" w:fill="F8FAFC"/>
+            <w:vAlign w:val="center"/>
+          </w:tcPr>
+          <w:p>
+            <w:pPr>
+              <w:keepLines/>
+              <w:spacing w:after="0"/>
+            </w:pPr>
+            <w:r/>
+            <w:r>
+              <w:rPr>
+                <w:rFonts w:ascii="Aptos" w:hAnsi="Aptos"/>
+                <w:b w:val="0"/>
+                <w:color w:val="1E293B"/>
+                <w:sz w:val="13"/>
+              </w:rPr>
+              <w:t>TD-DEC-12</w:t>
+            </w:r>
+          </w:p>
+        </w:tc>
+        <w:tc>
+          <w:tcPr>
+            <w:tcW w:type="dxa" w:w="1800"/>
+            <w:shd w:val="clear" w:fill="F8FAFC"/>
+            <w:vAlign w:val="center"/>
+          </w:tcPr>
+          <w:p>
+            <w:pPr>
+              <w:keepLines/>
+              <w:spacing w:after="0"/>
+            </w:pPr>
+            <w:r/>
+            <w:r>
+              <w:rPr>
+                <w:rFonts w:ascii="Aptos" w:hAnsi="Aptos"/>
+                <w:b w:val="0"/>
+                <w:color w:val="1E293B"/>
+                <w:sz w:val="13"/>
+              </w:rPr>
+              <w:t>Platform application stack</w:t>
+            </w:r>
+          </w:p>
+        </w:tc>
+        <w:tc>
+          <w:tcPr>
+            <w:tcW w:type="dxa" w:w="3240"/>
+            <w:shd w:val="clear" w:fill="F8FAFC"/>
+            <w:vAlign w:val="center"/>
+          </w:tcPr>
+          <w:p>
+            <w:pPr>
+              <w:keepLines/>
+              <w:spacing w:after="0"/>
+            </w:pPr>
+            <w:r/>
+            <w:r>
+              <w:rPr>
+                <w:rFonts w:ascii="Aptos" w:hAnsi="Aptos"/>
+                <w:b w:val="0"/>
+                <w:color w:val="1E293B"/>
+                <w:sz w:val="13"/>
+              </w:rPr>
+              <w:t>NestJS + Prisma + PostgreSQL with restricted AdminJS</w:t>
+            </w:r>
+          </w:p>
+        </w:tc>
+        <w:tc>
+          <w:tcPr>
+            <w:tcW w:type="dxa" w:w="1512"/>
+            <w:shd w:val="clear" w:fill="F8FAFC"/>
+            <w:vAlign w:val="center"/>
+          </w:tcPr>
+          <w:p>
+            <w:pPr>
+              <w:keepLines/>
+              <w:spacing w:after="0"/>
+            </w:pPr>
+            <w:r/>
+            <w:r>
+              <w:rPr>
+                <w:rFonts w:ascii="Aptos" w:hAnsi="Aptos"/>
+                <w:b w:val="0"/>
+                <w:color w:val="1E293B"/>
+                <w:sz w:val="13"/>
+              </w:rPr>
+              <w:t>CONFIRMED</w:t>
+            </w:r>
+          </w:p>
+        </w:tc>
+        <w:tc>
+          <w:tcPr>
+            <w:tcW w:type="dxa" w:w="3024"/>
+            <w:shd w:val="clear" w:fill="F8FAFC"/>
+            <w:vAlign w:val="center"/>
+          </w:tcPr>
+          <w:p>
+            <w:pPr>
+              <w:keepLines/>
+              <w:spacing w:after="0"/>
+            </w:pPr>
+            <w:r/>
+            <w:r>
+              <w:rPr>
+                <w:rFonts w:ascii="Aptos" w:hAnsi="Aptos"/>
+                <w:b w:val="0"/>
+                <w:color w:val="1E293B"/>
+                <w:sz w:val="13"/>
+              </w:rPr>
+              <w:t>AdminJS is an allowlisted UI over NestJS services, never unrestricted direct CRUD or a second authorization path.</w:t>
+            </w:r>
+          </w:p>
+        </w:tc>
+      </w:tr>
+      <w:tr>
+        <w:trPr>
+          <w:cantSplit/>
+        </w:trPr>
+        <w:tc>
+          <w:tcPr>
+            <w:tcW w:type="dxa" w:w="1080"/>
+            <w:vAlign w:val="center"/>
+          </w:tcPr>
+          <w:p>
+            <w:pPr>
+              <w:keepLines/>
+              <w:spacing w:after="0"/>
+            </w:pPr>
+            <w:r/>
+            <w:r>
+              <w:rPr>
+                <w:rFonts w:ascii="Aptos" w:hAnsi="Aptos"/>
+                <w:b w:val="0"/>
+                <w:color w:val="1E293B"/>
+                <w:sz w:val="13"/>
+              </w:rPr>
+              <w:t>TD-DEC-13</w:t>
+            </w:r>
+          </w:p>
+        </w:tc>
+        <w:tc>
+          <w:tcPr>
+            <w:tcW w:type="dxa" w:w="1800"/>
+            <w:vAlign w:val="center"/>
+          </w:tcPr>
+          <w:p>
+            <w:pPr>
+              <w:keepLines/>
+              <w:spacing w:after="0"/>
+            </w:pPr>
+            <w:r/>
+            <w:r>
+              <w:rPr>
+                <w:rFonts w:ascii="Aptos" w:hAnsi="Aptos"/>
+                <w:b w:val="0"/>
+                <w:color w:val="1E293B"/>
+                <w:sz w:val="13"/>
+              </w:rPr>
+              <w:t>Session and token model</w:t>
+            </w:r>
+          </w:p>
+        </w:tc>
+        <w:tc>
+          <w:tcPr>
+            <w:tcW w:type="dxa" w:w="3240"/>
+            <w:vAlign w:val="center"/>
+          </w:tcPr>
+          <w:p>
+            <w:pPr>
+              <w:keepLines/>
+              <w:spacing w:after="0"/>
+            </w:pPr>
+            <w:r/>
+            <w:r>
+              <w:rPr>
+                <w:rFonts w:ascii="Aptos" w:hAnsi="Aptos"/>
+                <w:b w:val="0"/>
+                <w:color w:val="1E293B"/>
+                <w:sz w:val="13"/>
+              </w:rPr>
+              <w:t>Opaque browser session in Redis; short-lived audience-bound JWT only for preview/service exchange</w:t>
+            </w:r>
+          </w:p>
+        </w:tc>
+        <w:tc>
+          <w:tcPr>
+            <w:tcW w:type="dxa" w:w="1512"/>
+            <w:vAlign w:val="center"/>
+          </w:tcPr>
+          <w:p>
+            <w:pPr>
+              <w:keepLines/>
+              <w:spacing w:after="0"/>
+            </w:pPr>
+            <w:r/>
+            <w:r>
+              <w:rPr>
+                <w:rFonts w:ascii="Aptos" w:hAnsi="Aptos"/>
+                <w:b w:val="0"/>
+                <w:color w:val="1E293B"/>
+                <w:sz w:val="13"/>
+              </w:rPr>
+              <w:t>CONFIRMED DIRECTION</w:t>
+            </w:r>
+          </w:p>
+        </w:tc>
+        <w:tc>
+          <w:tcPr>
+            <w:tcW w:type="dxa" w:w="3024"/>
+            <w:vAlign w:val="center"/>
+          </w:tcPr>
+          <w:p>
+            <w:pPr>
+              <w:keepLines/>
+              <w:spacing w:after="0"/>
+            </w:pPr>
+            <w:r/>
+            <w:r>
+              <w:rPr>
+                <w:rFonts w:ascii="Aptos" w:hAnsi="Aptos"/>
+                <w:b w:val="0"/>
+                <w:color w:val="1E293B"/>
+                <w:sz w:val="13"/>
+              </w:rPr>
+              <w:t>No long-lived browser JWT/localStorage. Session/cache failure, CSRF, rotation, revocation and replay fail closed.</w:t>
             </w:r>
           </w:p>
         </w:tc>
@@ -3482,7 +3717,7 @@
                 <w:color w:val="1E293B"/>
                 <w:sz w:val="13"/>
               </w:rPr>
-              <w:t>Stateless product frontend.</w:t>
+              <w:t>Stateless product frontend; no token in localStorage.</w:t>
             </w:r>
           </w:p>
         </w:tc>
@@ -3533,7 +3768,7 @@
                 <w:color w:val="1E293B"/>
                 <w:sz w:val="13"/>
               </w:rPr>
-              <w:t>Django/DRF</w:t>
+              <w:t>NestJS + Prisma</w:t>
             </w:r>
           </w:p>
         </w:tc>
@@ -3556,7 +3791,7 @@
                 <w:color w:val="1E293B"/>
                 <w:sz w:val="13"/>
               </w:rPr>
-              <w:t>Identity, organization placement, ownership, desired state, commands, audit and API.</w:t>
+              <w:t>Identity, ownership, desired state, commands, API and admitted background workers.</w:t>
             </w:r>
           </w:p>
         </w:tc>
@@ -3579,7 +3814,7 @@
                 <w:color w:val="1E293B"/>
                 <w:sz w:val="13"/>
               </w:rPr>
-              <w:t>PostgreSQL is authoritative; organization membership is not a project grant.</w:t>
+              <w:t>PostgreSQL is authoritative; Prisma transactions wrap CAS/dedup operations.</w:t>
             </w:r>
           </w:p>
         </w:tc>
@@ -3606,7 +3841,7 @@
                 <w:color w:val="1E293B"/>
                 <w:sz w:val="13"/>
               </w:rPr>
-              <w:t>Background worker</w:t>
+              <w:t>Administration/session</w:t>
             </w:r>
           </w:p>
         </w:tc>
@@ -3628,7 +3863,7 @@
                 <w:color w:val="1E293B"/>
                 <w:sz w:val="13"/>
               </w:rPr>
-              <w:t>Django worker / queue adapter</w:t>
+              <w:t>AdminJS + Redis</w:t>
             </w:r>
           </w:p>
         </w:tc>
@@ -3650,7 +3885,7 @@
                 <w:color w:val="1E293B"/>
                 <w:sz w:val="13"/>
               </w:rPr>
-              <w:t>Admitted commands, reconciliation, autosave, snapshot/restore and scheduled work.</w:t>
+              <w:t>Restricted administration, opaque server-side sessions, CSRF state and bounded cache.</w:t>
             </w:r>
           </w:p>
         </w:tc>
@@ -3672,7 +3907,7 @@
                 <w:color w:val="1E293B"/>
                 <w:sz w:val="13"/>
               </w:rPr>
-              <w:t>Snapshot/restore uses the same project mutation lease; exact queue mechanism confirmed by spike.</w:t>
+              <w:t>AdminJS actions call NestJS services; Redis session loss fails authentication closed.</w:t>
             </w:r>
           </w:p>
         </w:tc>
@@ -3746,7 +3981,7 @@
                 <w:color w:val="1E293B"/>
                 <w:sz w:val="13"/>
               </w:rPr>
-              <w:t>Users, projects, chat, runs, routes, state and audit.</w:t>
+              <w:t>Users, RBAC, projects, chat, runs, routes, state, token replay grants and audit.</w:t>
             </w:r>
           </w:p>
         </w:tc>
@@ -3769,7 +4004,7 @@
                 <w:color w:val="1E293B"/>
                 <w:sz w:val="13"/>
               </w:rPr>
-              <w:t>Not exposed to generated apps.</w:t>
+              <w:t>Prisma-managed schema; not exposed to generated apps.</w:t>
             </w:r>
           </w:p>
         </w:tc>
@@ -3959,7 +4194,7 @@
                 <w:color w:val="1E293B"/>
                 <w:sz w:val="13"/>
               </w:rPr>
-              <w:t>Does not trust user-supplied upstreams.</w:t>
+              <w:t>Does not trust user-supplied upstreams or platform credentials.</w:t>
             </w:r>
           </w:p>
         </w:tc>
@@ -4149,7 +4384,7 @@
                 <w:color w:val="1E293B"/>
                 <w:sz w:val="13"/>
               </w:rPr>
-              <w:t>One mutating operation per project; bounded termination grace.</w:t>
+              <w:t>One mutation/project; bounded termination grace.</w:t>
             </w:r>
           </w:p>
         </w:tc>
@@ -4339,7 +4574,1471 @@
                 <w:color w:val="1E293B"/>
                 <w:sz w:val="13"/>
               </w:rPr>
-              <w:t>2 GiB baseline; UID/GID/fsGroup 10001; Retain; restore from verified whole-app snapshot to a new PVC.</w:t>
+              <w:t>2 GiB baseline; UID/GID/fsGroup 10001; Restore uses a verified new generation.</w:t>
+            </w:r>
+          </w:p>
+        </w:tc>
+      </w:tr>
+    </w:tbl>
+    <w:p>
+      <w:pPr>
+        <w:spacing w:after="0"/>
+      </w:pPr>
+    </w:p>
+    <w:p>
+      <w:pPr>
+        <w:pStyle w:val="Heading2"/>
+        <w:spacing w:after="80"/>
+      </w:pPr>
+      <w:r>
+        <w:t>Vibe page component and layout contract</w:t>
+      </w:r>
+    </w:p>
+    <w:p>
+      <w:pPr>
+        <w:spacing w:after="80"/>
+      </w:pPr>
+      <w:r>
+        <w:t>The PRD owns the user-visible two-pane layout. This view defines which technical component owns each region and where credentials, commands and generated application traffic must not cross.</w:t>
+      </w:r>
+    </w:p>
+    <w:p>
+      <w:pPr>
+        <w:spacing w:after="40"/>
+        <w:jc w:val="center"/>
+      </w:pPr>
+      <w:r>
+        <w:drawing>
+          <wp:inline xmlns:a="http://schemas.openxmlformats.org/drawingml/2006/main" xmlns:pic="http://schemas.openxmlformats.org/drawingml/2006/picture">
+            <wp:extent cx="6492240" cy="3348629"/>
+            <wp:docPr id="2" name="Picture 2"/>
+            <wp:cNvGraphicFramePr>
+              <a:graphicFrameLocks noChangeAspect="1"/>
+            </wp:cNvGraphicFramePr>
+            <a:graphic>
+              <a:graphicData uri="http://schemas.openxmlformats.org/drawingml/2006/picture">
+                <pic:pic>
+                  <pic:nvPicPr>
+                    <pic:cNvPr id="0" name="vibe-page-component-contract.png"/>
+                    <pic:cNvPicPr/>
+                  </pic:nvPicPr>
+                  <pic:blipFill>
+                    <a:blip r:embed="rId12"/>
+                    <a:stretch>
+                      <a:fillRect/>
+                    </a:stretch>
+                  </pic:blipFill>
+                  <pic:spPr>
+                    <a:xfrm>
+                      <a:off x="0" y="0"/>
+                      <a:ext cx="6492240" cy="3348629"/>
+                    </a:xfrm>
+                    <a:prstGeom prst="rect"/>
+                  </pic:spPr>
+                </pic:pic>
+              </a:graphicData>
+            </a:graphic>
+          </wp:inline>
+        </w:drawing>
+      </w:r>
+    </w:p>
+    <w:p>
+      <w:pPr>
+        <w:spacing w:after="80"/>
+        <w:jc w:val="center"/>
+      </w:pPr>
+      <w:r>
+        <w:rPr>
+          <w:i/>
+          <w:color w:val="475569"/>
+          <w:sz w:val="16"/>
+        </w:rPr>
+        <w:t>Figure 2 — Vibe page component ownership and trust boundaries. The generated preview never receives platform credentials or control-plane authority.</w:t>
+      </w:r>
+    </w:p>
+    <w:tbl>
+      <w:tblPr>
+        <w:tblStyle w:val="TableGrid"/>
+        <w:tblW w:type="auto" w:w="0"/>
+        <w:jc w:val="center"/>
+        <w:tblLook w:firstColumn="1" w:firstRow="1" w:lastColumn="0" w:lastRow="0" w:noHBand="0" w:noVBand="1" w:val="04A0"/>
+      </w:tblPr>
+      <w:tblGrid>
+        <w:gridCol w:w="2570"/>
+        <w:gridCol w:w="2570"/>
+        <w:gridCol w:w="2570"/>
+        <w:gridCol w:w="2570"/>
+      </w:tblGrid>
+      <w:tr>
+        <w:trPr>
+          <w:tblHeader w:val="true"/>
+        </w:trPr>
+        <w:tc>
+          <w:tcPr>
+            <w:tcW w:type="dxa" w:w="2088"/>
+            <w:shd w:val="clear" w:fill="DBEAFE"/>
+            <w:vAlign w:val="center"/>
+          </w:tcPr>
+          <w:p>
+            <w:pPr>
+              <w:keepLines/>
+              <w:spacing w:after="0"/>
+            </w:pPr>
+            <w:r/>
+            <w:r>
+              <w:rPr>
+                <w:rFonts w:ascii="Aptos" w:hAnsi="Aptos"/>
+                <w:b/>
+                <w:color w:val="1E3A8A"/>
+                <w:sz w:val="13"/>
+              </w:rPr>
+              <w:t>Product region</w:t>
+            </w:r>
+          </w:p>
+        </w:tc>
+        <w:tc>
+          <w:tcPr>
+            <w:tcW w:type="dxa" w:w="2232"/>
+            <w:shd w:val="clear" w:fill="DBEAFE"/>
+            <w:vAlign w:val="center"/>
+          </w:tcPr>
+          <w:p>
+            <w:pPr>
+              <w:keepLines/>
+              <w:spacing w:after="0"/>
+            </w:pPr>
+            <w:r/>
+            <w:r>
+              <w:rPr>
+                <w:rFonts w:ascii="Aptos" w:hAnsi="Aptos"/>
+                <w:b/>
+                <w:color w:val="1E3A8A"/>
+                <w:sz w:val="13"/>
+              </w:rPr>
+              <w:t>Technical owner</w:t>
+            </w:r>
+          </w:p>
+        </w:tc>
+        <w:tc>
+          <w:tcPr>
+            <w:tcW w:type="dxa" w:w="4032"/>
+            <w:shd w:val="clear" w:fill="DBEAFE"/>
+            <w:vAlign w:val="center"/>
+          </w:tcPr>
+          <w:p>
+            <w:pPr>
+              <w:keepLines/>
+              <w:spacing w:after="0"/>
+            </w:pPr>
+            <w:r/>
+            <w:r>
+              <w:rPr>
+                <w:rFonts w:ascii="Aptos" w:hAnsi="Aptos"/>
+                <w:b/>
+                <w:color w:val="1E3A8A"/>
+                <w:sz w:val="13"/>
+              </w:rPr>
+              <w:t>Data / protocol contract</w:t>
+            </w:r>
+          </w:p>
+        </w:tc>
+        <w:tc>
+          <w:tcPr>
+            <w:tcW w:type="dxa" w:w="1728"/>
+            <w:shd w:val="clear" w:fill="DBEAFE"/>
+            <w:vAlign w:val="center"/>
+          </w:tcPr>
+          <w:p>
+            <w:pPr>
+              <w:keepLines/>
+              <w:spacing w:after="0"/>
+            </w:pPr>
+            <w:r/>
+            <w:r>
+              <w:rPr>
+                <w:rFonts w:ascii="Aptos" w:hAnsi="Aptos"/>
+                <w:b/>
+                <w:color w:val="1E3A8A"/>
+                <w:sz w:val="13"/>
+              </w:rPr>
+              <w:t>Failure posture</w:t>
+            </w:r>
+          </w:p>
+        </w:tc>
+      </w:tr>
+      <w:tr>
+        <w:trPr>
+          <w:cantSplit/>
+        </w:trPr>
+        <w:tc>
+          <w:tcPr>
+            <w:tcW w:type="dxa" w:w="2088"/>
+            <w:vAlign w:val="center"/>
+          </w:tcPr>
+          <w:p>
+            <w:pPr>
+              <w:keepLines/>
+              <w:spacing w:after="0"/>
+            </w:pPr>
+            <w:r/>
+            <w:r>
+              <w:rPr>
+                <w:rFonts w:ascii="Aptos" w:hAnsi="Aptos"/>
+                <w:b w:val="0"/>
+                <w:color w:val="1E293B"/>
+                <w:sz w:val="13"/>
+              </w:rPr>
+              <w:t>Project header and status</w:t>
+            </w:r>
+          </w:p>
+        </w:tc>
+        <w:tc>
+          <w:tcPr>
+            <w:tcW w:type="dxa" w:w="2232"/>
+            <w:vAlign w:val="center"/>
+          </w:tcPr>
+          <w:p>
+            <w:pPr>
+              <w:keepLines/>
+              <w:spacing w:after="0"/>
+            </w:pPr>
+            <w:r/>
+            <w:r>
+              <w:rPr>
+                <w:rFonts w:ascii="Aptos" w:hAnsi="Aptos"/>
+                <w:b w:val="0"/>
+                <w:color w:val="1E293B"/>
+                <w:sz w:val="13"/>
+              </w:rPr>
+              <w:t>Product UI + NestJS</w:t>
+            </w:r>
+          </w:p>
+        </w:tc>
+        <w:tc>
+          <w:tcPr>
+            <w:tcW w:type="dxa" w:w="4032"/>
+            <w:vAlign w:val="center"/>
+          </w:tcPr>
+          <w:p>
+            <w:pPr>
+              <w:keepLines/>
+              <w:spacing w:after="0"/>
+            </w:pPr>
+            <w:r/>
+            <w:r>
+              <w:rPr>
+                <w:rFonts w:ascii="Aptos" w:hAnsi="Aptos"/>
+                <w:b w:val="0"/>
+                <w:color w:val="1E293B"/>
+                <w:sz w:val="13"/>
+              </w:rPr>
+              <w:t>Owner-scoped project/version/status API; safe correlation reference.</w:t>
+            </w:r>
+          </w:p>
+        </w:tc>
+        <w:tc>
+          <w:tcPr>
+            <w:tcW w:type="dxa" w:w="1728"/>
+            <w:vAlign w:val="center"/>
+          </w:tcPr>
+          <w:p>
+            <w:pPr>
+              <w:keepLines/>
+              <w:spacing w:after="0"/>
+            </w:pPr>
+            <w:r/>
+            <w:r>
+              <w:rPr>
+                <w:rFonts w:ascii="Aptos" w:hAnsi="Aptos"/>
+                <w:b w:val="0"/>
+                <w:color w:val="1E293B"/>
+                <w:sz w:val="13"/>
+              </w:rPr>
+              <w:t>Unknown or stale status shows Action required, never fabricated Ready.</w:t>
+            </w:r>
+          </w:p>
+        </w:tc>
+      </w:tr>
+      <w:tr>
+        <w:trPr>
+          <w:cantSplit/>
+        </w:trPr>
+        <w:tc>
+          <w:tcPr>
+            <w:tcW w:type="dxa" w:w="2088"/>
+            <w:shd w:val="clear" w:fill="F8FAFC"/>
+            <w:vAlign w:val="center"/>
+          </w:tcPr>
+          <w:p>
+            <w:pPr>
+              <w:keepLines/>
+              <w:spacing w:after="0"/>
+            </w:pPr>
+            <w:r/>
+            <w:r>
+              <w:rPr>
+                <w:rFonts w:ascii="Aptos" w:hAnsi="Aptos"/>
+                <w:b w:val="0"/>
+                <w:color w:val="1E293B"/>
+                <w:sz w:val="13"/>
+              </w:rPr>
+              <w:t>Conversation and controls</w:t>
+            </w:r>
+          </w:p>
+        </w:tc>
+        <w:tc>
+          <w:tcPr>
+            <w:tcW w:type="dxa" w:w="2232"/>
+            <w:shd w:val="clear" w:fill="F8FAFC"/>
+            <w:vAlign w:val="center"/>
+          </w:tcPr>
+          <w:p>
+            <w:pPr>
+              <w:keepLines/>
+              <w:spacing w:after="0"/>
+            </w:pPr>
+            <w:r/>
+            <w:r>
+              <w:rPr>
+                <w:rFonts w:ascii="Aptos" w:hAnsi="Aptos"/>
+                <w:b w:val="0"/>
+                <w:color w:val="1E293B"/>
+                <w:sz w:val="13"/>
+              </w:rPr>
+              <w:t>Product UI + NestJS + Agent adapter</w:t>
+            </w:r>
+          </w:p>
+        </w:tc>
+        <w:tc>
+          <w:tcPr>
+            <w:tcW w:type="dxa" w:w="4032"/>
+            <w:shd w:val="clear" w:fill="F8FAFC"/>
+            <w:vAlign w:val="center"/>
+          </w:tcPr>
+          <w:p>
+            <w:pPr>
+              <w:keepLines/>
+              <w:spacing w:after="0"/>
+            </w:pPr>
+            <w:r/>
+            <w:r>
+              <w:rPr>
+                <w:rFonts w:ascii="Aptos" w:hAnsi="Aptos"/>
+                <w:b w:val="0"/>
+                <w:color w:val="1E293B"/>
+                <w:sz w:val="13"/>
+              </w:rPr>
+              <w:t>Durable messages/events; idempotent Stop/Save/Restore/decision commands.</w:t>
+            </w:r>
+          </w:p>
+        </w:tc>
+        <w:tc>
+          <w:tcPr>
+            <w:tcW w:type="dxa" w:w="1728"/>
+            <w:shd w:val="clear" w:fill="F8FAFC"/>
+            <w:vAlign w:val="center"/>
+          </w:tcPr>
+          <w:p>
+            <w:pPr>
+              <w:keepLines/>
+              <w:spacing w:after="0"/>
+            </w:pPr>
+            <w:r/>
+            <w:r>
+              <w:rPr>
+                <w:rFonts w:ascii="Aptos" w:hAnsi="Aptos"/>
+                <w:b w:val="0"/>
+                <w:color w:val="1E293B"/>
+                <w:sz w:val="13"/>
+              </w:rPr>
+              <w:t>Reconnect existing run; uncertain mutation remains blocked.</w:t>
+            </w:r>
+          </w:p>
+        </w:tc>
+      </w:tr>
+      <w:tr>
+        <w:trPr>
+          <w:cantSplit/>
+        </w:trPr>
+        <w:tc>
+          <w:tcPr>
+            <w:tcW w:type="dxa" w:w="2088"/>
+            <w:vAlign w:val="center"/>
+          </w:tcPr>
+          <w:p>
+            <w:pPr>
+              <w:keepLines/>
+              <w:spacing w:after="0"/>
+            </w:pPr>
+            <w:r/>
+            <w:r>
+              <w:rPr>
+                <w:rFonts w:ascii="Aptos" w:hAnsi="Aptos"/>
+                <w:b w:val="0"/>
+                <w:color w:val="1E293B"/>
+                <w:sz w:val="13"/>
+              </w:rPr>
+              <w:t>Preview pane</w:t>
+            </w:r>
+          </w:p>
+        </w:tc>
+        <w:tc>
+          <w:tcPr>
+            <w:tcW w:type="dxa" w:w="2232"/>
+            <w:vAlign w:val="center"/>
+          </w:tcPr>
+          <w:p>
+            <w:pPr>
+              <w:keepLines/>
+              <w:spacing w:after="0"/>
+            </w:pPr>
+            <w:r/>
+            <w:r>
+              <w:rPr>
+                <w:rFonts w:ascii="Aptos" w:hAnsi="Aptos"/>
+                <w:b w:val="0"/>
+                <w:color w:val="1E293B"/>
+                <w:sz w:val="13"/>
+              </w:rPr>
+              <w:t>Preview Gateway + Preview Pod</w:t>
+            </w:r>
+          </w:p>
+        </w:tc>
+        <w:tc>
+          <w:tcPr>
+            <w:tcW w:type="dxa" w:w="4032"/>
+            <w:vAlign w:val="center"/>
+          </w:tcPr>
+          <w:p>
+            <w:pPr>
+              <w:keepLines/>
+              <w:spacing w:after="0"/>
+            </w:pPr>
+            <w:r/>
+            <w:r>
+              <w:rPr>
+                <w:rFonts w:ascii="Aptos" w:hAnsi="Aptos"/>
+                <w:b w:val="0"/>
+                <w:color w:val="1E293B"/>
+                <w:sz w:val="13"/>
+              </w:rPr>
+              <w:t>One-time exact-audience JWT, host-only cookie, fixed frontend/API/WSS targets.</w:t>
+            </w:r>
+          </w:p>
+        </w:tc>
+        <w:tc>
+          <w:tcPr>
+            <w:tcW w:type="dxa" w:w="1728"/>
+            <w:vAlign w:val="center"/>
+          </w:tcPr>
+          <w:p>
+            <w:pPr>
+              <w:keepLines/>
+              <w:spacing w:after="0"/>
+            </w:pPr>
+            <w:r/>
+            <w:r>
+              <w:rPr>
+                <w:rFonts w:ascii="Aptos" w:hAnsi="Aptos"/>
+                <w:b w:val="0"/>
+                <w:color w:val="1E293B"/>
+                <w:sz w:val="13"/>
+              </w:rPr>
+              <w:t>Replay, stale generation, wrong owner/session/host or unready route is denied.</w:t>
+            </w:r>
+          </w:p>
+        </w:tc>
+      </w:tr>
+      <w:tr>
+        <w:trPr>
+          <w:cantSplit/>
+        </w:trPr>
+        <w:tc>
+          <w:tcPr>
+            <w:tcW w:type="dxa" w:w="2088"/>
+            <w:shd w:val="clear" w:fill="F8FAFC"/>
+            <w:vAlign w:val="center"/>
+          </w:tcPr>
+          <w:p>
+            <w:pPr>
+              <w:keepLines/>
+              <w:spacing w:after="0"/>
+            </w:pPr>
+            <w:r/>
+            <w:r>
+              <w:rPr>
+                <w:rFonts w:ascii="Aptos" w:hAnsi="Aptos"/>
+                <w:b w:val="0"/>
+                <w:color w:val="1E293B"/>
+                <w:sz w:val="13"/>
+              </w:rPr>
+              <w:t>Full preview</w:t>
+            </w:r>
+          </w:p>
+        </w:tc>
+        <w:tc>
+          <w:tcPr>
+            <w:tcW w:type="dxa" w:w="2232"/>
+            <w:shd w:val="clear" w:fill="F8FAFC"/>
+            <w:vAlign w:val="center"/>
+          </w:tcPr>
+          <w:p>
+            <w:pPr>
+              <w:keepLines/>
+              <w:spacing w:after="0"/>
+            </w:pPr>
+            <w:r/>
+            <w:r>
+              <w:rPr>
+                <w:rFonts w:ascii="Aptos" w:hAnsi="Aptos"/>
+                <w:b w:val="0"/>
+                <w:color w:val="1E293B"/>
+                <w:sz w:val="13"/>
+              </w:rPr>
+              <w:t>Same Preview Gateway contract</w:t>
+            </w:r>
+          </w:p>
+        </w:tc>
+        <w:tc>
+          <w:tcPr>
+            <w:tcW w:type="dxa" w:w="4032"/>
+            <w:shd w:val="clear" w:fill="F8FAFC"/>
+            <w:vAlign w:val="center"/>
+          </w:tcPr>
+          <w:p>
+            <w:pPr>
+              <w:keepLines/>
+              <w:spacing w:after="0"/>
+            </w:pPr>
+            <w:r/>
+            <w:r>
+              <w:rPr>
+                <w:rFonts w:ascii="Aptos" w:hAnsi="Aptos"/>
+                <w:b w:val="0"/>
+                <w:color w:val="1E293B"/>
+                <w:sz w:val="13"/>
+              </w:rPr>
+              <w:t>New viewport, not a new authorization or runtime path.</w:t>
+            </w:r>
+          </w:p>
+        </w:tc>
+        <w:tc>
+          <w:tcPr>
+            <w:tcW w:type="dxa" w:w="1728"/>
+            <w:shd w:val="clear" w:fill="F8FAFC"/>
+            <w:vAlign w:val="center"/>
+          </w:tcPr>
+          <w:p>
+            <w:pPr>
+              <w:keepLines/>
+              <w:spacing w:after="0"/>
+            </w:pPr>
+            <w:r/>
+            <w:r>
+              <w:rPr>
+                <w:rFonts w:ascii="Aptos" w:hAnsi="Aptos"/>
+                <w:b w:val="0"/>
+                <w:color w:val="1E293B"/>
+                <w:sz w:val="13"/>
+              </w:rPr>
+              <w:t>No domain-wide cookie, arbitrary upstream or stable published route.</w:t>
+            </w:r>
+          </w:p>
+        </w:tc>
+      </w:tr>
+    </w:tbl>
+    <w:p>
+      <w:pPr>
+        <w:spacing w:after="0"/>
+      </w:pPr>
+    </w:p>
+    <w:p>
+      <w:pPr>
+        <w:pStyle w:val="Heading2"/>
+        <w:spacing w:after="80"/>
+      </w:pPr>
+      <w:r>
+        <w:t>Authentication, sessions and token boundaries</w:t>
+      </w:r>
+    </w:p>
+    <w:p>
+      <w:pPr>
+        <w:spacing w:after="80"/>
+      </w:pPr>
+      <w:r>
+        <w:t>The first-party browser uses an opaque HttpOnly Secure session cookie with a Redis server-side session. A long-lived JWT is never stored in browser JavaScript or localStorage. PostgreSQL remains authoritative for users, RBAC, audit and one-time preview replay grants; Redis is disposable session/cache infrastructure, not the business system of record.</w:t>
+      </w:r>
+    </w:p>
+    <w:tbl>
+      <w:tblPr>
+        <w:tblStyle w:val="TableGrid"/>
+        <w:tblW w:type="auto" w:w="0"/>
+        <w:jc w:val="center"/>
+        <w:tblLook w:firstColumn="1" w:firstRow="1" w:lastColumn="0" w:lastRow="0" w:noHBand="0" w:noVBand="1" w:val="04A0"/>
+      </w:tblPr>
+      <w:tblGrid>
+        <w:gridCol w:w="2056"/>
+        <w:gridCol w:w="2056"/>
+        <w:gridCol w:w="2056"/>
+        <w:gridCol w:w="2056"/>
+        <w:gridCol w:w="2056"/>
+      </w:tblGrid>
+      <w:tr>
+        <w:trPr>
+          <w:tblHeader w:val="true"/>
+        </w:trPr>
+        <w:tc>
+          <w:tcPr>
+            <w:tcW w:type="dxa" w:w="1584"/>
+            <w:shd w:val="clear" w:fill="DBEAFE"/>
+            <w:vAlign w:val="center"/>
+          </w:tcPr>
+          <w:p>
+            <w:pPr>
+              <w:keepLines/>
+              <w:spacing w:after="0"/>
+            </w:pPr>
+            <w:r/>
+            <w:r>
+              <w:rPr>
+                <w:rFonts w:ascii="Aptos" w:hAnsi="Aptos"/>
+                <w:b/>
+                <w:color w:val="1E3A8A"/>
+                <w:sz w:val="12"/>
+              </w:rPr>
+              <w:t>Flow</w:t>
+            </w:r>
+          </w:p>
+        </w:tc>
+        <w:tc>
+          <w:tcPr>
+            <w:tcW w:type="dxa" w:w="3456"/>
+            <w:shd w:val="clear" w:fill="DBEAFE"/>
+            <w:vAlign w:val="center"/>
+          </w:tcPr>
+          <w:p>
+            <w:pPr>
+              <w:keepLines/>
+              <w:spacing w:after="0"/>
+            </w:pPr>
+            <w:r/>
+            <w:r>
+              <w:rPr>
+                <w:rFonts w:ascii="Aptos" w:hAnsi="Aptos"/>
+                <w:b/>
+                <w:color w:val="1E3A8A"/>
+                <w:sz w:val="12"/>
+              </w:rPr>
+              <w:t>Credential</w:t>
+            </w:r>
+          </w:p>
+        </w:tc>
+        <w:tc>
+          <w:tcPr>
+            <w:tcW w:type="dxa" w:w="2592"/>
+            <w:shd w:val="clear" w:fill="DBEAFE"/>
+            <w:vAlign w:val="center"/>
+          </w:tcPr>
+          <w:p>
+            <w:pPr>
+              <w:keepLines/>
+              <w:spacing w:after="0"/>
+            </w:pPr>
+            <w:r/>
+            <w:r>
+              <w:rPr>
+                <w:rFonts w:ascii="Aptos" w:hAnsi="Aptos"/>
+                <w:b/>
+                <w:color w:val="1E3A8A"/>
+                <w:sz w:val="12"/>
+              </w:rPr>
+              <w:t>Store / authority</w:t>
+            </w:r>
+          </w:p>
+        </w:tc>
+        <w:tc>
+          <w:tcPr>
+            <w:tcW w:type="dxa" w:w="1728"/>
+            <w:shd w:val="clear" w:fill="DBEAFE"/>
+            <w:vAlign w:val="center"/>
+          </w:tcPr>
+          <w:p>
+            <w:pPr>
+              <w:keepLines/>
+              <w:spacing w:after="0"/>
+            </w:pPr>
+            <w:r/>
+            <w:r>
+              <w:rPr>
+                <w:rFonts w:ascii="Aptos" w:hAnsi="Aptos"/>
+                <w:b/>
+                <w:color w:val="1E3A8A"/>
+                <w:sz w:val="12"/>
+              </w:rPr>
+              <w:t>Lifetime</w:t>
+            </w:r>
+          </w:p>
+        </w:tc>
+        <w:tc>
+          <w:tcPr>
+            <w:tcW w:type="dxa" w:w="2160"/>
+            <w:shd w:val="clear" w:fill="DBEAFE"/>
+            <w:vAlign w:val="center"/>
+          </w:tcPr>
+          <w:p>
+            <w:pPr>
+              <w:keepLines/>
+              <w:spacing w:after="0"/>
+            </w:pPr>
+            <w:r/>
+            <w:r>
+              <w:rPr>
+                <w:rFonts w:ascii="Aptos" w:hAnsi="Aptos"/>
+                <w:b/>
+                <w:color w:val="1E3A8A"/>
+                <w:sz w:val="12"/>
+              </w:rPr>
+              <w:t>Revocation / failure</w:t>
+            </w:r>
+          </w:p>
+        </w:tc>
+      </w:tr>
+      <w:tr>
+        <w:trPr>
+          <w:cantSplit/>
+        </w:trPr>
+        <w:tc>
+          <w:tcPr>
+            <w:tcW w:type="dxa" w:w="1584"/>
+            <w:vAlign w:val="center"/>
+          </w:tcPr>
+          <w:p>
+            <w:pPr>
+              <w:keepLines/>
+              <w:spacing w:after="0"/>
+            </w:pPr>
+            <w:r/>
+            <w:r>
+              <w:rPr>
+                <w:rFonts w:ascii="Aptos" w:hAnsi="Aptos"/>
+                <w:b w:val="0"/>
+                <w:color w:val="1E293B"/>
+                <w:sz w:val="12"/>
+              </w:rPr>
+              <w:t>Browser login</w:t>
+            </w:r>
+          </w:p>
+        </w:tc>
+        <w:tc>
+          <w:tcPr>
+            <w:tcW w:type="dxa" w:w="3456"/>
+            <w:vAlign w:val="center"/>
+          </w:tcPr>
+          <w:p>
+            <w:pPr>
+              <w:keepLines/>
+              <w:spacing w:after="0"/>
+            </w:pPr>
+            <w:r/>
+            <w:r>
+              <w:rPr>
+                <w:rFonts w:ascii="Aptos" w:hAnsi="Aptos"/>
+                <w:b w:val="0"/>
+                <w:color w:val="1E293B"/>
+                <w:sz w:val="12"/>
+              </w:rPr>
+              <w:t>Opaque random session ID in `__Host-vibe_session`; HttpOnly, Secure, SameSite=Lax; regenerated at login/privilege change.</w:t>
+            </w:r>
+          </w:p>
+        </w:tc>
+        <w:tc>
+          <w:tcPr>
+            <w:tcW w:type="dxa" w:w="2592"/>
+            <w:vAlign w:val="center"/>
+          </w:tcPr>
+          <w:p>
+            <w:pPr>
+              <w:keepLines/>
+              <w:spacing w:after="0"/>
+            </w:pPr>
+            <w:r/>
+            <w:r>
+              <w:rPr>
+                <w:rFonts w:ascii="Aptos" w:hAnsi="Aptos"/>
+                <w:b w:val="0"/>
+                <w:color w:val="1E293B"/>
+                <w:sz w:val="12"/>
+              </w:rPr>
+              <w:t>Redis server-side session; AUTH_USER/RBAC in PostgreSQL through Prisma.</w:t>
+            </w:r>
+          </w:p>
+        </w:tc>
+        <w:tc>
+          <w:tcPr>
+            <w:tcW w:type="dxa" w:w="1728"/>
+            <w:vAlign w:val="center"/>
+          </w:tcPr>
+          <w:p>
+            <w:pPr>
+              <w:keepLines/>
+              <w:spacing w:after="0"/>
+            </w:pPr>
+            <w:r/>
+            <w:r>
+              <w:rPr>
+                <w:rFonts w:ascii="Aptos" w:hAnsi="Aptos"/>
+                <w:b w:val="0"/>
+                <w:color w:val="1E293B"/>
+                <w:sz w:val="12"/>
+              </w:rPr>
+              <w:t>Bounded idle + absolute TTL; exact values DECISION REQUIRED.</w:t>
+            </w:r>
+          </w:p>
+        </w:tc>
+        <w:tc>
+          <w:tcPr>
+            <w:tcW w:type="dxa" w:w="2160"/>
+            <w:vAlign w:val="center"/>
+          </w:tcPr>
+          <w:p>
+            <w:pPr>
+              <w:keepLines/>
+              <w:spacing w:after="0"/>
+            </w:pPr>
+            <w:r/>
+            <w:r>
+              <w:rPr>
+                <w:rFonts w:ascii="Aptos" w:hAnsi="Aptos"/>
+                <w:b w:val="0"/>
+                <w:color w:val="1E293B"/>
+                <w:sz w:val="12"/>
+              </w:rPr>
+              <w:t>Logout, password/role/session_version change or admin revoke deletes all matching Redis sessions; Redis unavailable fails authentication closed.</w:t>
+            </w:r>
+          </w:p>
+        </w:tc>
+      </w:tr>
+      <w:tr>
+        <w:trPr>
+          <w:cantSplit/>
+        </w:trPr>
+        <w:tc>
+          <w:tcPr>
+            <w:tcW w:type="dxa" w:w="1584"/>
+            <w:shd w:val="clear" w:fill="F8FAFC"/>
+            <w:vAlign w:val="center"/>
+          </w:tcPr>
+          <w:p>
+            <w:pPr>
+              <w:keepLines/>
+              <w:spacing w:after="0"/>
+            </w:pPr>
+            <w:r/>
+            <w:r>
+              <w:rPr>
+                <w:rFonts w:ascii="Aptos" w:hAnsi="Aptos"/>
+                <w:b w:val="0"/>
+                <w:color w:val="1E293B"/>
+                <w:sz w:val="12"/>
+              </w:rPr>
+              <w:t>State-changing browser request</w:t>
+            </w:r>
+          </w:p>
+        </w:tc>
+        <w:tc>
+          <w:tcPr>
+            <w:tcW w:type="dxa" w:w="3456"/>
+            <w:shd w:val="clear" w:fill="F8FAFC"/>
+            <w:vAlign w:val="center"/>
+          </w:tcPr>
+          <w:p>
+            <w:pPr>
+              <w:keepLines/>
+              <w:spacing w:after="0"/>
+            </w:pPr>
+            <w:r/>
+            <w:r>
+              <w:rPr>
+                <w:rFonts w:ascii="Aptos" w:hAnsi="Aptos"/>
+                <w:b w:val="0"/>
+                <w:color w:val="1E293B"/>
+                <w:sz w:val="12"/>
+              </w:rPr>
+              <w:t>Per-session CSRF secret rendered as token and sent in a custom header; Origin/Referer allowlist.</w:t>
+            </w:r>
+          </w:p>
+        </w:tc>
+        <w:tc>
+          <w:tcPr>
+            <w:tcW w:type="dxa" w:w="2592"/>
+            <w:shd w:val="clear" w:fill="F8FAFC"/>
+            <w:vAlign w:val="center"/>
+          </w:tcPr>
+          <w:p>
+            <w:pPr>
+              <w:keepLines/>
+              <w:spacing w:after="0"/>
+            </w:pPr>
+            <w:r/>
+            <w:r>
+              <w:rPr>
+                <w:rFonts w:ascii="Aptos" w:hAnsi="Aptos"/>
+                <w:b w:val="0"/>
+                <w:color w:val="1E293B"/>
+                <w:sz w:val="12"/>
+              </w:rPr>
+              <w:t>CSRF hash and session metadata in Redis.</w:t>
+            </w:r>
+          </w:p>
+        </w:tc>
+        <w:tc>
+          <w:tcPr>
+            <w:tcW w:type="dxa" w:w="1728"/>
+            <w:shd w:val="clear" w:fill="F8FAFC"/>
+            <w:vAlign w:val="center"/>
+          </w:tcPr>
+          <w:p>
+            <w:pPr>
+              <w:keepLines/>
+              <w:spacing w:after="0"/>
+            </w:pPr>
+            <w:r/>
+            <w:r>
+              <w:rPr>
+                <w:rFonts w:ascii="Aptos" w:hAnsi="Aptos"/>
+                <w:b w:val="0"/>
+                <w:color w:val="1E293B"/>
+                <w:sz w:val="12"/>
+              </w:rPr>
+              <w:t>Same bound as session; rotate with session.</w:t>
+            </w:r>
+          </w:p>
+        </w:tc>
+        <w:tc>
+          <w:tcPr>
+            <w:tcW w:type="dxa" w:w="2160"/>
+            <w:shd w:val="clear" w:fill="F8FAFC"/>
+            <w:vAlign w:val="center"/>
+          </w:tcPr>
+          <w:p>
+            <w:pPr>
+              <w:keepLines/>
+              <w:spacing w:after="0"/>
+            </w:pPr>
+            <w:r/>
+            <w:r>
+              <w:rPr>
+                <w:rFonts w:ascii="Aptos" w:hAnsi="Aptos"/>
+                <w:b w:val="0"/>
+                <w:color w:val="1E293B"/>
+                <w:sz w:val="12"/>
+              </w:rPr>
+              <w:t>Missing/mismatch/wrong origin returns 403; no cookie-only mutation endpoint.</w:t>
+            </w:r>
+          </w:p>
+        </w:tc>
+      </w:tr>
+      <w:tr>
+        <w:trPr>
+          <w:cantSplit/>
+        </w:trPr>
+        <w:tc>
+          <w:tcPr>
+            <w:tcW w:type="dxa" w:w="1584"/>
+            <w:vAlign w:val="center"/>
+          </w:tcPr>
+          <w:p>
+            <w:pPr>
+              <w:keepLines/>
+              <w:spacing w:after="0"/>
+            </w:pPr>
+            <w:r/>
+            <w:r>
+              <w:rPr>
+                <w:rFonts w:ascii="Aptos" w:hAnsi="Aptos"/>
+                <w:b w:val="0"/>
+                <w:color w:val="1E293B"/>
+                <w:sz w:val="12"/>
+              </w:rPr>
+              <w:t>AdminJS</w:t>
+            </w:r>
+          </w:p>
+        </w:tc>
+        <w:tc>
+          <w:tcPr>
+            <w:tcW w:type="dxa" w:w="3456"/>
+            <w:vAlign w:val="center"/>
+          </w:tcPr>
+          <w:p>
+            <w:pPr>
+              <w:keepLines/>
+              <w:spacing w:after="0"/>
+            </w:pPr>
+            <w:r/>
+            <w:r>
+              <w:rPr>
+                <w:rFonts w:ascii="Aptos" w:hAnsi="Aptos"/>
+                <w:b w:val="0"/>
+                <w:color w:val="1E293B"/>
+                <w:sz w:val="12"/>
+              </w:rPr>
+              <w:t>Same opaque server-side session plus PLATFORM_ADMIN role and action permission; step-up hook for destructive/break-glass actions.</w:t>
+            </w:r>
+          </w:p>
+        </w:tc>
+        <w:tc>
+          <w:tcPr>
+            <w:tcW w:type="dxa" w:w="2592"/>
+            <w:vAlign w:val="center"/>
+          </w:tcPr>
+          <w:p>
+            <w:pPr>
+              <w:keepLines/>
+              <w:spacing w:after="0"/>
+            </w:pPr>
+            <w:r/>
+            <w:r>
+              <w:rPr>
+                <w:rFonts w:ascii="Aptos" w:hAnsi="Aptos"/>
+                <w:b w:val="0"/>
+                <w:color w:val="1E293B"/>
+                <w:sz w:val="12"/>
+              </w:rPr>
+              <w:t>NestJS guard + Prisma/PostgreSQL RBAC; AdminJS is UI only.</w:t>
+            </w:r>
+          </w:p>
+        </w:tc>
+        <w:tc>
+          <w:tcPr>
+            <w:tcW w:type="dxa" w:w="1728"/>
+            <w:vAlign w:val="center"/>
+          </w:tcPr>
+          <w:p>
+            <w:pPr>
+              <w:keepLines/>
+              <w:spacing w:after="0"/>
+            </w:pPr>
+            <w:r/>
+            <w:r>
+              <w:rPr>
+                <w:rFonts w:ascii="Aptos" w:hAnsi="Aptos"/>
+                <w:b w:val="0"/>
+                <w:color w:val="1E293B"/>
+                <w:sz w:val="12"/>
+              </w:rPr>
+              <w:t>Same session; shorter configurable idle policy may apply.</w:t>
+            </w:r>
+          </w:p>
+        </w:tc>
+        <w:tc>
+          <w:tcPr>
+            <w:tcW w:type="dxa" w:w="2160"/>
+            <w:vAlign w:val="center"/>
+          </w:tcPr>
+          <w:p>
+            <w:pPr>
+              <w:keepLines/>
+              <w:spacing w:after="0"/>
+            </w:pPr>
+            <w:r/>
+            <w:r>
+              <w:rPr>
+                <w:rFonts w:ascii="Aptos" w:hAnsi="Aptos"/>
+                <w:b w:val="0"/>
+                <w:color w:val="1E293B"/>
+                <w:sz w:val="12"/>
+              </w:rPr>
+              <w:t>No direct model-wide CRUD bypass, secret field rendering, arbitrary action or raw state edit; accepted/denied actions audited.</w:t>
+            </w:r>
+          </w:p>
+        </w:tc>
+      </w:tr>
+      <w:tr>
+        <w:trPr>
+          <w:cantSplit/>
+        </w:trPr>
+        <w:tc>
+          <w:tcPr>
+            <w:tcW w:type="dxa" w:w="1584"/>
+            <w:shd w:val="clear" w:fill="F8FAFC"/>
+            <w:vAlign w:val="center"/>
+          </w:tcPr>
+          <w:p>
+            <w:pPr>
+              <w:keepLines/>
+              <w:spacing w:after="0"/>
+            </w:pPr>
+            <w:r/>
+            <w:r>
+              <w:rPr>
+                <w:rFonts w:ascii="Aptos" w:hAnsi="Aptos"/>
+                <w:b w:val="0"/>
+                <w:color w:val="1E293B"/>
+                <w:sz w:val="12"/>
+              </w:rPr>
+              <w:t>Preview JWT exchange</w:t>
+            </w:r>
+          </w:p>
+        </w:tc>
+        <w:tc>
+          <w:tcPr>
+            <w:tcW w:type="dxa" w:w="3456"/>
+            <w:shd w:val="clear" w:fill="F8FAFC"/>
+            <w:vAlign w:val="center"/>
+          </w:tcPr>
+          <w:p>
+            <w:pPr>
+              <w:keepLines/>
+              <w:spacing w:after="0"/>
+            </w:pPr>
+            <w:r/>
+            <w:r>
+              <w:rPr>
+                <w:rFonts w:ascii="Aptos" w:hAnsi="Aptos"/>
+                <w:b w:val="0"/>
+                <w:color w:val="1E293B"/>
+                <w:sz w:val="12"/>
+              </w:rPr>
+              <w:t>One-time short-lived JWT with `iss`, exact-host `aud`, `sub`, session hash, project, workspace generation, `jti`, `iat`, `exp`; signed by active asymmetric key.</w:t>
+            </w:r>
+          </w:p>
+        </w:tc>
+        <w:tc>
+          <w:tcPr>
+            <w:tcW w:type="dxa" w:w="2592"/>
+            <w:shd w:val="clear" w:fill="F8FAFC"/>
+            <w:vAlign w:val="center"/>
+          </w:tcPr>
+          <w:p>
+            <w:pPr>
+              <w:keepLines/>
+              <w:spacing w:after="0"/>
+            </w:pPr>
+            <w:r/>
+            <w:r>
+              <w:rPr>
+                <w:rFonts w:ascii="Aptos" w:hAnsi="Aptos"/>
+                <w:b w:val="0"/>
+                <w:color w:val="1E293B"/>
+                <w:sz w:val="12"/>
+              </w:rPr>
+              <w:t>AUTH_KEYSET public metadata + PostgreSQL PREVIEW_AUTH_GRANT one-time CAS; private key is a secret reference.</w:t>
+            </w:r>
+          </w:p>
+        </w:tc>
+        <w:tc>
+          <w:tcPr>
+            <w:tcW w:type="dxa" w:w="1728"/>
+            <w:shd w:val="clear" w:fill="F8FAFC"/>
+            <w:vAlign w:val="center"/>
+          </w:tcPr>
+          <w:p>
+            <w:pPr>
+              <w:keepLines/>
+              <w:spacing w:after="0"/>
+            </w:pPr>
+            <w:r/>
+            <w:r>
+              <w:rPr>
+                <w:rFonts w:ascii="Aptos" w:hAnsi="Aptos"/>
+                <w:b w:val="0"/>
+                <w:color w:val="1E293B"/>
+                <w:sz w:val="12"/>
+              </w:rPr>
+              <w:t>At most 60 seconds and one successful exchange.</w:t>
+            </w:r>
+          </w:p>
+        </w:tc>
+        <w:tc>
+          <w:tcPr>
+            <w:tcW w:type="dxa" w:w="2160"/>
+            <w:shd w:val="clear" w:fill="F8FAFC"/>
+            <w:vAlign w:val="center"/>
+          </w:tcPr>
+          <w:p>
+            <w:pPr>
+              <w:keepLines/>
+              <w:spacing w:after="0"/>
+            </w:pPr>
+            <w:r/>
+            <w:r>
+              <w:rPr>
+                <w:rFonts w:ascii="Aptos" w:hAnsi="Aptos"/>
+                <w:b w:val="0"/>
+                <w:color w:val="1E293B"/>
+                <w:sz w:val="12"/>
+              </w:rPr>
+              <w:t>Replay, wrong audience/session/project/generation, expired token or revoked grant fails closed.</w:t>
+            </w:r>
+          </w:p>
+        </w:tc>
+      </w:tr>
+      <w:tr>
+        <w:trPr>
+          <w:cantSplit/>
+        </w:trPr>
+        <w:tc>
+          <w:tcPr>
+            <w:tcW w:type="dxa" w:w="1584"/>
+            <w:vAlign w:val="center"/>
+          </w:tcPr>
+          <w:p>
+            <w:pPr>
+              <w:keepLines/>
+              <w:spacing w:after="0"/>
+            </w:pPr>
+            <w:r/>
+            <w:r>
+              <w:rPr>
+                <w:rFonts w:ascii="Aptos" w:hAnsi="Aptos"/>
+                <w:b w:val="0"/>
+                <w:color w:val="1E293B"/>
+                <w:sz w:val="12"/>
+              </w:rPr>
+              <w:t>Preview browsing</w:t>
+            </w:r>
+          </w:p>
+        </w:tc>
+        <w:tc>
+          <w:tcPr>
+            <w:tcW w:type="dxa" w:w="3456"/>
+            <w:vAlign w:val="center"/>
+          </w:tcPr>
+          <w:p>
+            <w:pPr>
+              <w:keepLines/>
+              <w:spacing w:after="0"/>
+            </w:pPr>
+            <w:r/>
+            <w:r>
+              <w:rPr>
+                <w:rFonts w:ascii="Aptos" w:hAnsi="Aptos"/>
+                <w:b w:val="0"/>
+                <w:color w:val="1E293B"/>
+                <w:sz w:val="12"/>
+              </w:rPr>
+              <w:t>Opaque host-only preview cookie; no platform session/JWT forwarded to generated code.</w:t>
+            </w:r>
+          </w:p>
+        </w:tc>
+        <w:tc>
+          <w:tcPr>
+            <w:tcW w:type="dxa" w:w="2592"/>
+            <w:vAlign w:val="center"/>
+          </w:tcPr>
+          <w:p>
+            <w:pPr>
+              <w:keepLines/>
+              <w:spacing w:after="0"/>
+            </w:pPr>
+            <w:r/>
+            <w:r>
+              <w:rPr>
+                <w:rFonts w:ascii="Aptos" w:hAnsi="Aptos"/>
+                <w:b w:val="0"/>
+                <w:color w:val="1E293B"/>
+                <w:sz w:val="12"/>
+              </w:rPr>
+              <w:t>PostgreSQL PREVIEW_AUTH_GRANT authority; bounded Redis read-through cache may accelerate only positive state with short TTL.</w:t>
+            </w:r>
+          </w:p>
+        </w:tc>
+        <w:tc>
+          <w:tcPr>
+            <w:tcW w:type="dxa" w:w="1728"/>
+            <w:vAlign w:val="center"/>
+          </w:tcPr>
+          <w:p>
+            <w:pPr>
+              <w:keepLines/>
+              <w:spacing w:after="0"/>
+            </w:pPr>
+            <w:r/>
+            <w:r>
+              <w:rPr>
+                <w:rFonts w:ascii="Aptos" w:hAnsi="Aptos"/>
+                <w:b w:val="0"/>
+                <w:color w:val="1E293B"/>
+                <w:sz w:val="12"/>
+              </w:rPr>
+              <w:t>Short configurable TTL no longer than platform session/grant.</w:t>
+            </w:r>
+          </w:p>
+        </w:tc>
+        <w:tc>
+          <w:tcPr>
+            <w:tcW w:type="dxa" w:w="2160"/>
+            <w:vAlign w:val="center"/>
+          </w:tcPr>
+          <w:p>
+            <w:pPr>
+              <w:keepLines/>
+              <w:spacing w:after="0"/>
+            </w:pPr>
+            <w:r/>
+            <w:r>
+              <w:rPr>
+                <w:rFonts w:ascii="Aptos" w:hAnsi="Aptos"/>
+                <w:b w:val="0"/>
+                <w:color w:val="1E293B"/>
+                <w:sz w:val="12"/>
+              </w:rPr>
+              <w:t>Every HTTP/WSS handshake revalidates binding; cache failure falls back to PostgreSQL, never grants from stale cache.</w:t>
+            </w:r>
+          </w:p>
+        </w:tc>
+      </w:tr>
+      <w:tr>
+        <w:trPr>
+          <w:cantSplit/>
+        </w:trPr>
+        <w:tc>
+          <w:tcPr>
+            <w:tcW w:type="dxa" w:w="1584"/>
+            <w:shd w:val="clear" w:fill="F8FAFC"/>
+            <w:vAlign w:val="center"/>
+          </w:tcPr>
+          <w:p>
+            <w:pPr>
+              <w:keepLines/>
+              <w:spacing w:after="0"/>
+            </w:pPr>
+            <w:r/>
+            <w:r>
+              <w:rPr>
+                <w:rFonts w:ascii="Aptos" w:hAnsi="Aptos"/>
+                <w:b w:val="0"/>
+                <w:color w:val="1E293B"/>
+                <w:sz w:val="12"/>
+              </w:rPr>
+              <w:t>Internal service call</w:t>
+            </w:r>
+          </w:p>
+        </w:tc>
+        <w:tc>
+          <w:tcPr>
+            <w:tcW w:type="dxa" w:w="3456"/>
+            <w:shd w:val="clear" w:fill="F8FAFC"/>
+            <w:vAlign w:val="center"/>
+          </w:tcPr>
+          <w:p>
+            <w:pPr>
+              <w:keepLines/>
+              <w:spacing w:after="0"/>
+            </w:pPr>
+            <w:r/>
+            <w:r>
+              <w:rPr>
+                <w:rFonts w:ascii="Aptos" w:hAnsi="Aptos"/>
+                <w:b w:val="0"/>
+                <w:color w:val="1E293B"/>
+                <w:sz w:val="12"/>
+              </w:rPr>
+              <w:t>Short-lived JWT with service `sub`, exact `aud`, scoped permissions and unique `jti`; asymmetric key rotation through `kid`.</w:t>
+            </w:r>
+          </w:p>
+        </w:tc>
+        <w:tc>
+          <w:tcPr>
+            <w:tcW w:type="dxa" w:w="2592"/>
+            <w:shd w:val="clear" w:fill="F8FAFC"/>
+            <w:vAlign w:val="center"/>
+          </w:tcPr>
+          <w:p>
+            <w:pPr>
+              <w:keepLines/>
+              <w:spacing w:after="0"/>
+            </w:pPr>
+            <w:r/>
+            <w:r>
+              <w:rPr>
+                <w:rFonts w:ascii="Aptos" w:hAnsi="Aptos"/>
+                <w:b w:val="0"/>
+                <w:color w:val="1E293B"/>
+                <w:sz w:val="12"/>
+              </w:rPr>
+              <w:t>AUTH_KEYSET public metadata; issuer policy in NestJS; replay cache in Redis only where endpoint is non-idempotent.</w:t>
+            </w:r>
+          </w:p>
+        </w:tc>
+        <w:tc>
+          <w:tcPr>
+            <w:tcW w:type="dxa" w:w="1728"/>
+            <w:shd w:val="clear" w:fill="F8FAFC"/>
+            <w:vAlign w:val="center"/>
+          </w:tcPr>
+          <w:p>
+            <w:pPr>
+              <w:keepLines/>
+              <w:spacing w:after="0"/>
+            </w:pPr>
+            <w:r/>
+            <w:r>
+              <w:rPr>
+                <w:rFonts w:ascii="Aptos" w:hAnsi="Aptos"/>
+                <w:b w:val="0"/>
+                <w:color w:val="1E293B"/>
+                <w:sz w:val="12"/>
+              </w:rPr>
+              <w:t>Maximum five minutes; no refresh token.</w:t>
+            </w:r>
+          </w:p>
+        </w:tc>
+        <w:tc>
+          <w:tcPr>
+            <w:tcW w:type="dxa" w:w="2160"/>
+            <w:shd w:val="clear" w:fill="F8FAFC"/>
+            <w:vAlign w:val="center"/>
+          </w:tcPr>
+          <w:p>
+            <w:pPr>
+              <w:keepLines/>
+              <w:spacing w:after="0"/>
+            </w:pPr>
+            <w:r/>
+            <w:r>
+              <w:rPr>
+                <w:rFonts w:ascii="Aptos" w:hAnsi="Aptos"/>
+                <w:b w:val="0"/>
+                <w:color w:val="1E293B"/>
+                <w:sz w:val="12"/>
+              </w:rPr>
+              <w:t>Unknown `kid`, wrong audience/scope, expiry or replay fails closed; rotate keys with overlap and audited retirement.</w:t>
+            </w:r>
+          </w:p>
+        </w:tc>
+      </w:tr>
+    </w:tbl>
+    <w:p>
+      <w:pPr>
+        <w:spacing w:after="0"/>
+      </w:pPr>
+    </w:p>
+    <w:tbl>
+      <w:tblPr>
+        <w:tblW w:type="auto" w:w="0"/>
+        <w:tblLook w:firstColumn="1" w:firstRow="1" w:lastColumn="0" w:lastRow="0" w:noHBand="0" w:noVBand="1" w:val="04A0"/>
+      </w:tblPr>
+      <w:tblGrid>
+        <w:gridCol w:w="10282"/>
+      </w:tblGrid>
+      <w:tr>
+        <w:tc>
+          <w:tcPr>
+            <w:tcW w:type="dxa" w:w="10282"/>
+            <w:shd w:val="clear" w:fill="FEE2E2"/>
+          </w:tcPr>
+          <w:p>
+            <w:pPr>
+              <w:spacing w:after="0"/>
+            </w:pPr>
+            <w:r>
+              <w:rPr>
+                <w:b/>
+                <w:color w:val="991B1B"/>
+                <w:sz w:val="19"/>
+              </w:rPr>
+              <w:t>Redis failure policy: authenticated browser requests fail closed because current sessions are unavailable. Cache-only reads bypass Redis and load authoritative PostgreSQL through Prisma. The platform never falls back to a self-contained browser JWT that cannot be revoked.</w:t>
             </w:r>
           </w:p>
         </w:tc>
@@ -5644,7 +7343,7 @@
                 <w:color w:val="1E293B"/>
                 <w:sz w:val="15"/>
               </w:rPr>
-              <w:t>Django/DRF and Preview Gateway</w:t>
+              <w:t>NestJS and Preview Gateway</w:t>
             </w:r>
           </w:p>
         </w:tc>
@@ -5941,7 +7640,7 @@
         <w:drawing>
           <wp:inline xmlns:a="http://schemas.openxmlformats.org/drawingml/2006/main" xmlns:pic="http://schemas.openxmlformats.org/drawingml/2006/picture">
             <wp:extent cx="6492240" cy="3348629"/>
-            <wp:docPr id="2" name="Picture 2"/>
+            <wp:docPr id="3" name="Picture 3"/>
             <wp:cNvGraphicFramePr>
               <a:graphicFrameLocks noChangeAspect="1"/>
             </wp:cNvGraphicFramePr>
@@ -5953,7 +7652,7 @@
                     <pic:cNvPicPr/>
                   </pic:nvPicPr>
                   <pic:blipFill>
-                    <a:blip r:embed="rId12"/>
+                    <a:blip r:embed="rId13"/>
                     <a:stretch>
                       <a:fillRect/>
                     </a:stretch>
@@ -6001,7 +7700,7 @@
         <w:spacing w:after="40"/>
       </w:pPr>
       <w:r>
-        <w:t>Django persists the user message and creates an admitted AGENT_RUN.</w:t>
+        <w:t>NestJS persists the user message and creates an admitted AGENT_RUN.</w:t>
       </w:r>
     </w:p>
     <w:p>
@@ -6353,7 +8052,7 @@
                 <w:color w:val="1E293B"/>
                 <w:sz w:val="14"/>
               </w:rPr>
-              <w:t>Django/DRF service</w:t>
+              <w:t>NestJS service</w:t>
             </w:r>
           </w:p>
         </w:tc>
@@ -6789,7 +8488,7 @@
         <w:spacing w:after="36"/>
       </w:pPr>
       <w:r>
-        <w:t>The platform UI requests a one-time preview ticket through its host-only Django session. The exact preview host exchanges that ticket once for a short-lived HttpOnly, Secure, SameSite=Strict host-only preview cookie bound to owner, project, workspace generation, audience and session; raw Django cookies are never domain-wide or forwarded to generated code.</w:t>
+        <w:t>The platform UI requests a one-time preview JWT through its opaque HttpOnly Secure session cookie backed by Redis. NestJS signs a short-lived JWT containing exact-host audience, user/session/project/workspace-generation binding and unique jti; the exact preview host exchanges it once for a separate short-lived HttpOnly, Secure, SameSite=Strict host-only preview cookie. Raw platform session cookies or JWTs are never domain-wide or forwarded to generated code.</w:t>
       </w:r>
     </w:p>
     <w:p>
@@ -6798,7 +8497,7 @@
         <w:spacing w:after="36"/>
       </w:pPr>
       <w:r>
-        <w:t>Every Preview Gateway replica uses PostgreSQL PREVIEW_AUTH_GRANT as the shared replay/revocation authority. Atomic row-version CAS consumes ISSUED ticket once, replaces its credential hash with the cookie hash, and binds exact host, owner, session and workspace generation; a replay or second replica loses the CAS and is denied.</w:t>
+        <w:t>Every Preview Gateway replica uses PostgreSQL PREVIEW_AUTH_GRANT as the shared replay/revocation authority. Atomic row-version CAS consumes the hashed JWT jti once, replaces its credential hash with the preview-cookie hash, and binds exact host, owner, session and workspace generation; a replay or second replica loses the CAS and is denied.</w:t>
       </w:r>
     </w:p>
     <w:p>
@@ -6807,7 +8506,7 @@
         <w:spacing w:after="36"/>
       </w:pPr>
       <w:r>
-        <w:t>The Preview Gateway validates expiry, audience, owner, project, workspace generation and grant status on every HTTP and WebSocket handshake, rotates/revokes all grants for the platform session, and strips platform Cookie/Authorization headers before proxying. Raw tickets/cookies are never persisted or logged.</w:t>
+        <w:t>The Preview Gateway validates expiry, audience, owner, project, workspace generation and grant status on every HTTP and WebSocket handshake, rotates/revokes all grants for the platform session, and strips platform Cookie/Authorization headers before proxying. Raw JWTs/cookies are never persisted or logged.</w:t>
       </w:r>
     </w:p>
     <w:p>
@@ -9026,7 +10725,7 @@
         <w:spacing w:after="36"/>
       </w:pPr>
       <w:r>
-        <w:t>Django/PostgreSQL stores desired product state; K3s resources are observed runtime state.</w:t>
+        <w:t>NestJS/PostgreSQL stores desired product state; K3s resources are observed runtime state.</w:t>
       </w:r>
     </w:p>
     <w:p>
@@ -9044,7 +10743,7 @@
         <w:spacing w:after="36"/>
       </w:pPr>
       <w:r>
-        <w:t>The UI, scheduler and Django Admin issue named commands; they never forge runtime success.</w:t>
+        <w:t>The UI, scheduler and AdminJS issue named commands; they never forge runtime success.</w:t>
       </w:r>
     </w:p>
     <w:p>
@@ -9147,9 +10846,745 @@
       </w:r>
     </w:p>
     <w:p>
+      <w:pPr>
+        <w:sectPr>
+          <w:headerReference w:type="default" r:id="rId9"/>
+          <w:footerReference w:type="default" r:id="rId10"/>
+          <w:pgSz w:w="12240" w:h="15840"/>
+          <w:pgMar w:top="893" w:right="979" w:bottom="893" w:left="979" w:header="720" w:footer="720" w:gutter="0"/>
+          <w:cols w:space="720"/>
+          <w:docGrid w:linePitch="360"/>
+        </w:sectPr>
+      </w:pPr>
+    </w:p>
+    <w:p>
+      <w:pPr>
+        <w:pStyle w:val="Heading2"/>
+        <w:spacing w:after="80"/>
+      </w:pPr>
+      <w:r>
+        <w:t>Authoritative state diagrams</w:t>
+      </w:r>
+    </w:p>
+    <w:tbl>
+      <w:tblPr>
+        <w:tblW w:type="auto" w:w="0"/>
+        <w:tblLook w:firstColumn="1" w:firstRow="1" w:lastColumn="0" w:lastRow="0" w:noHBand="0" w:noVBand="1" w:val="04A0"/>
+      </w:tblPr>
+      <w:tblGrid>
+        <w:gridCol w:w="14256"/>
+      </w:tblGrid>
+      <w:tr>
+        <w:tc>
+          <w:tcPr>
+            <w:tcW w:type="dxa" w:w="14256"/>
+            <w:shd w:val="clear" w:fill="FEF3C7"/>
+          </w:tcPr>
+          <w:p>
+            <w:pPr>
+              <w:spacing w:after="0"/>
+            </w:pPr>
+            <w:r>
+              <w:rPr>
+                <w:b/>
+                <w:color w:val="92400E"/>
+                <w:sz w:val="19"/>
+              </w:rPr>
+              <w:t>The repository state contract is shared with the PRD render and must equal the Data Specification Enum Catalogue and State Transitions sheets. Each diagram shows initial/terminal states, every legal directed edge, owner and the machine-level guard.</w:t>
+            </w:r>
+          </w:p>
+        </w:tc>
+      </w:tr>
+    </w:tbl>
+    <w:p>
+      <w:pPr>
+        <w:spacing w:after="0"/>
+      </w:pPr>
+    </w:p>
+    <w:p>
+      <w:pPr>
+        <w:pStyle w:val="Heading2"/>
+        <w:spacing w:after="80"/>
+      </w:pPr>
+      <w:r>
+        <w:t>PROJECT.lifecycle_status</w:t>
+      </w:r>
+    </w:p>
+    <w:p>
+      <w:pPr>
+        <w:spacing w:after="40"/>
+        <w:jc w:val="center"/>
+      </w:pPr>
+      <w:r>
+        <w:drawing>
+          <wp:inline xmlns:a="http://schemas.openxmlformats.org/drawingml/2006/main" xmlns:pic="http://schemas.openxmlformats.org/drawingml/2006/picture">
+            <wp:extent cx="8384942" cy="4572000"/>
+            <wp:docPr id="4" name="Picture 4"/>
+            <wp:cNvGraphicFramePr>
+              <a:graphicFrameLocks noChangeAspect="1"/>
+            </wp:cNvGraphicFramePr>
+            <a:graphic>
+              <a:graphicData uri="http://schemas.openxmlformats.org/drawingml/2006/picture">
+                <pic:pic>
+                  <pic:nvPicPr>
+                    <pic:cNvPr id="0" name="state-01-project-lifecycle_status.png"/>
+                    <pic:cNvPicPr/>
+                  </pic:nvPicPr>
+                  <pic:blipFill>
+                    <a:blip r:embed="rId14"/>
+                    <a:stretch>
+                      <a:fillRect/>
+                    </a:stretch>
+                  </pic:blipFill>
+                  <pic:spPr>
+                    <a:xfrm>
+                      <a:off x="0" y="0"/>
+                      <a:ext cx="8384942" cy="4572000"/>
+                    </a:xfrm>
+                    <a:prstGeom prst="rect"/>
+                  </pic:spPr>
+                </pic:pic>
+              </a:graphicData>
+            </a:graphic>
+          </wp:inline>
+        </w:drawing>
+      </w:r>
+    </w:p>
+    <w:p>
+      <w:pPr>
+        <w:spacing w:after="80"/>
+        <w:jc w:val="center"/>
+      </w:pPr>
+      <w:r>
+        <w:rPr>
+          <w:i/>
+          <w:color w:val="475569"/>
+          <w:sz w:val="16"/>
+        </w:rPr>
+        <w:t>Figure TS-01 — PROJECT.lifecycle_status: 8 states and 14 legal directed transitions.</w:t>
+      </w:r>
+    </w:p>
+    <w:p>
       <w:r>
         <w:br w:type="page"/>
       </w:r>
+    </w:p>
+    <w:p>
+      <w:pPr>
+        <w:pStyle w:val="Heading2"/>
+        <w:spacing w:after="80"/>
+      </w:pPr>
+      <w:r>
+        <w:t>WORKSPACE.desired_status</w:t>
+      </w:r>
+    </w:p>
+    <w:p>
+      <w:pPr>
+        <w:spacing w:after="40"/>
+        <w:jc w:val="center"/>
+      </w:pPr>
+      <w:r>
+        <w:drawing>
+          <wp:inline xmlns:a="http://schemas.openxmlformats.org/drawingml/2006/main" xmlns:pic="http://schemas.openxmlformats.org/drawingml/2006/picture">
+            <wp:extent cx="8869680" cy="2688914"/>
+            <wp:docPr id="5" name="Picture 5"/>
+            <wp:cNvGraphicFramePr>
+              <a:graphicFrameLocks noChangeAspect="1"/>
+            </wp:cNvGraphicFramePr>
+            <a:graphic>
+              <a:graphicData uri="http://schemas.openxmlformats.org/drawingml/2006/picture">
+                <pic:pic>
+                  <pic:nvPicPr>
+                    <pic:cNvPr id="0" name="state-02-workspace-desired_status.png"/>
+                    <pic:cNvPicPr/>
+                  </pic:nvPicPr>
+                  <pic:blipFill>
+                    <a:blip r:embed="rId15"/>
+                    <a:stretch>
+                      <a:fillRect/>
+                    </a:stretch>
+                  </pic:blipFill>
+                  <pic:spPr>
+                    <a:xfrm>
+                      <a:off x="0" y="0"/>
+                      <a:ext cx="8869680" cy="2688914"/>
+                    </a:xfrm>
+                    <a:prstGeom prst="rect"/>
+                  </pic:spPr>
+                </pic:pic>
+              </a:graphicData>
+            </a:graphic>
+          </wp:inline>
+        </w:drawing>
+      </w:r>
+    </w:p>
+    <w:p>
+      <w:pPr>
+        <w:spacing w:after="80"/>
+        <w:jc w:val="center"/>
+      </w:pPr>
+      <w:r>
+        <w:rPr>
+          <w:i/>
+          <w:color w:val="475569"/>
+          <w:sz w:val="16"/>
+        </w:rPr>
+        <w:t>Figure TS-02 — WORKSPACE.desired_status: 3 states and 4 legal directed transitions.</w:t>
+      </w:r>
+    </w:p>
+    <w:p>
+      <w:r>
+        <w:br w:type="page"/>
+      </w:r>
+    </w:p>
+    <w:p>
+      <w:pPr>
+        <w:pStyle w:val="Heading2"/>
+        <w:spacing w:after="80"/>
+      </w:pPr>
+      <w:r>
+        <w:t>WORKSPACE.observed_status</w:t>
+      </w:r>
+    </w:p>
+    <w:p>
+      <w:pPr>
+        <w:spacing w:after="40"/>
+        <w:jc w:val="center"/>
+      </w:pPr>
+      <w:r>
+        <w:drawing>
+          <wp:inline xmlns:a="http://schemas.openxmlformats.org/drawingml/2006/main" xmlns:pic="http://schemas.openxmlformats.org/drawingml/2006/picture">
+            <wp:extent cx="7239000" cy="5349240"/>
+            <wp:docPr id="6" name="Picture 6"/>
+            <wp:cNvGraphicFramePr>
+              <a:graphicFrameLocks noChangeAspect="1"/>
+            </wp:cNvGraphicFramePr>
+            <a:graphic>
+              <a:graphicData uri="http://schemas.openxmlformats.org/drawingml/2006/picture">
+                <pic:pic>
+                  <pic:nvPicPr>
+                    <pic:cNvPr id="0" name="state-03-workspace-observed_status.png"/>
+                    <pic:cNvPicPr/>
+                  </pic:nvPicPr>
+                  <pic:blipFill>
+                    <a:blip r:embed="rId16"/>
+                    <a:stretch>
+                      <a:fillRect/>
+                    </a:stretch>
+                  </pic:blipFill>
+                  <pic:spPr>
+                    <a:xfrm>
+                      <a:off x="0" y="0"/>
+                      <a:ext cx="7239000" cy="5349240"/>
+                    </a:xfrm>
+                    <a:prstGeom prst="rect"/>
+                  </pic:spPr>
+                </pic:pic>
+              </a:graphicData>
+            </a:graphic>
+          </wp:inline>
+        </w:drawing>
+      </w:r>
+    </w:p>
+    <w:p>
+      <w:pPr>
+        <w:spacing w:after="80"/>
+        <w:jc w:val="center"/>
+      </w:pPr>
+      <w:r>
+        <w:rPr>
+          <w:i/>
+          <w:color w:val="475569"/>
+          <w:sz w:val="16"/>
+        </w:rPr>
+        <w:t>Figure TS-03 — WORKSPACE.observed_status: 12 states and 37 legal directed transitions.</w:t>
+      </w:r>
+    </w:p>
+    <w:p>
+      <w:r>
+        <w:br w:type="page"/>
+      </w:r>
+    </w:p>
+    <w:p>
+      <w:pPr>
+        <w:pStyle w:val="Heading2"/>
+        <w:spacing w:after="80"/>
+      </w:pPr>
+      <w:r>
+        <w:t>AGENT_RUN.execution_status</w:t>
+      </w:r>
+    </w:p>
+    <w:p>
+      <w:pPr>
+        <w:spacing w:after="40"/>
+        <w:jc w:val="center"/>
+      </w:pPr>
+      <w:r>
+        <w:drawing>
+          <wp:inline xmlns:a="http://schemas.openxmlformats.org/drawingml/2006/main" xmlns:pic="http://schemas.openxmlformats.org/drawingml/2006/picture">
+            <wp:extent cx="6793820" cy="5349239"/>
+            <wp:docPr id="7" name="Picture 7"/>
+            <wp:cNvGraphicFramePr>
+              <a:graphicFrameLocks noChangeAspect="1"/>
+            </wp:cNvGraphicFramePr>
+            <a:graphic>
+              <a:graphicData uri="http://schemas.openxmlformats.org/drawingml/2006/picture">
+                <pic:pic>
+                  <pic:nvPicPr>
+                    <pic:cNvPr id="0" name="state-04-agent_run-execution_status.png"/>
+                    <pic:cNvPicPr/>
+                  </pic:nvPicPr>
+                  <pic:blipFill>
+                    <a:blip r:embed="rId17"/>
+                    <a:stretch>
+                      <a:fillRect/>
+                    </a:stretch>
+                  </pic:blipFill>
+                  <pic:spPr>
+                    <a:xfrm>
+                      <a:off x="0" y="0"/>
+                      <a:ext cx="6793820" cy="5349239"/>
+                    </a:xfrm>
+                    <a:prstGeom prst="rect"/>
+                  </pic:spPr>
+                </pic:pic>
+              </a:graphicData>
+            </a:graphic>
+          </wp:inline>
+        </w:drawing>
+      </w:r>
+    </w:p>
+    <w:p>
+      <w:pPr>
+        <w:spacing w:after="80"/>
+        <w:jc w:val="center"/>
+      </w:pPr>
+      <w:r>
+        <w:rPr>
+          <w:i/>
+          <w:color w:val="475569"/>
+          <w:sz w:val="16"/>
+        </w:rPr>
+        <w:t>Figure TS-04 — AGENT_RUN.execution_status: 13 states and 39 legal directed transitions.</w:t>
+      </w:r>
+    </w:p>
+    <w:p>
+      <w:r>
+        <w:br w:type="page"/>
+      </w:r>
+    </w:p>
+    <w:p>
+      <w:pPr>
+        <w:pStyle w:val="Heading2"/>
+        <w:spacing w:after="80"/>
+      </w:pPr>
+      <w:r>
+        <w:t>AGENT_RUN.outcome_status</w:t>
+      </w:r>
+    </w:p>
+    <w:p>
+      <w:pPr>
+        <w:spacing w:after="40"/>
+        <w:jc w:val="center"/>
+      </w:pPr>
+      <w:r>
+        <w:drawing>
+          <wp:inline xmlns:a="http://schemas.openxmlformats.org/drawingml/2006/main" xmlns:pic="http://schemas.openxmlformats.org/drawingml/2006/picture">
+            <wp:extent cx="8869680" cy="3977351"/>
+            <wp:docPr id="8" name="Picture 8"/>
+            <wp:cNvGraphicFramePr>
+              <a:graphicFrameLocks noChangeAspect="1"/>
+            </wp:cNvGraphicFramePr>
+            <a:graphic>
+              <a:graphicData uri="http://schemas.openxmlformats.org/drawingml/2006/picture">
+                <pic:pic>
+                  <pic:nvPicPr>
+                    <pic:cNvPr id="0" name="state-05-agent_run-outcome_status.png"/>
+                    <pic:cNvPicPr/>
+                  </pic:nvPicPr>
+                  <pic:blipFill>
+                    <a:blip r:embed="rId18"/>
+                    <a:stretch>
+                      <a:fillRect/>
+                    </a:stretch>
+                  </pic:blipFill>
+                  <pic:spPr>
+                    <a:xfrm>
+                      <a:off x="0" y="0"/>
+                      <a:ext cx="8869680" cy="3977351"/>
+                    </a:xfrm>
+                    <a:prstGeom prst="rect"/>
+                  </pic:spPr>
+                </pic:pic>
+              </a:graphicData>
+            </a:graphic>
+          </wp:inline>
+        </w:drawing>
+      </w:r>
+    </w:p>
+    <w:p>
+      <w:pPr>
+        <w:spacing w:after="80"/>
+        <w:jc w:val="center"/>
+      </w:pPr>
+      <w:r>
+        <w:rPr>
+          <w:i/>
+          <w:color w:val="475569"/>
+          <w:sz w:val="16"/>
+        </w:rPr>
+        <w:t>Figure TS-05 — AGENT_RUN.outcome_status: 6 states and 7 legal directed transitions.</w:t>
+      </w:r>
+    </w:p>
+    <w:p>
+      <w:r>
+        <w:br w:type="page"/>
+      </w:r>
+    </w:p>
+    <w:p>
+      <w:pPr>
+        <w:pStyle w:val="Heading2"/>
+        <w:spacing w:after="80"/>
+      </w:pPr>
+      <w:r>
+        <w:t>PREVIEW_AUTH_GRANT.grant_status</w:t>
+      </w:r>
+    </w:p>
+    <w:p>
+      <w:pPr>
+        <w:spacing w:after="40"/>
+        <w:jc w:val="center"/>
+      </w:pPr>
+      <w:r>
+        <w:drawing>
+          <wp:inline xmlns:a="http://schemas.openxmlformats.org/drawingml/2006/main" xmlns:pic="http://schemas.openxmlformats.org/drawingml/2006/picture">
+            <wp:extent cx="8869680" cy="4406830"/>
+            <wp:docPr id="9" name="Picture 9"/>
+            <wp:cNvGraphicFramePr>
+              <a:graphicFrameLocks noChangeAspect="1"/>
+            </wp:cNvGraphicFramePr>
+            <a:graphic>
+              <a:graphicData uri="http://schemas.openxmlformats.org/drawingml/2006/picture">
+                <pic:pic>
+                  <pic:nvPicPr>
+                    <pic:cNvPr id="0" name="state-06-preview_auth_grant-grant_status.png"/>
+                    <pic:cNvPicPr/>
+                  </pic:nvPicPr>
+                  <pic:blipFill>
+                    <a:blip r:embed="rId19"/>
+                    <a:stretch>
+                      <a:fillRect/>
+                    </a:stretch>
+                  </pic:blipFill>
+                  <pic:spPr>
+                    <a:xfrm>
+                      <a:off x="0" y="0"/>
+                      <a:ext cx="8869680" cy="4406830"/>
+                    </a:xfrm>
+                    <a:prstGeom prst="rect"/>
+                  </pic:spPr>
+                </pic:pic>
+              </a:graphicData>
+            </a:graphic>
+          </wp:inline>
+        </w:drawing>
+      </w:r>
+    </w:p>
+    <w:p>
+      <w:pPr>
+        <w:spacing w:after="80"/>
+        <w:jc w:val="center"/>
+      </w:pPr>
+      <w:r>
+        <w:rPr>
+          <w:i/>
+          <w:color w:val="475569"/>
+          <w:sz w:val="16"/>
+        </w:rPr>
+        <w:t>Figure TS-06 — PREVIEW_AUTH_GRANT.grant_status: 7 states and 13 legal directed transitions.</w:t>
+      </w:r>
+    </w:p>
+    <w:p>
+      <w:r>
+        <w:br w:type="page"/>
+      </w:r>
+    </w:p>
+    <w:p>
+      <w:pPr>
+        <w:pStyle w:val="Heading2"/>
+        <w:spacing w:after="80"/>
+      </w:pPr>
+      <w:r>
+        <w:t>SNAPSHOT.snapshot_status</w:t>
+      </w:r>
+    </w:p>
+    <w:p>
+      <w:pPr>
+        <w:spacing w:after="40"/>
+        <w:jc w:val="center"/>
+      </w:pPr>
+      <w:r>
+        <w:drawing>
+          <wp:inline xmlns:a="http://schemas.openxmlformats.org/drawingml/2006/main" xmlns:pic="http://schemas.openxmlformats.org/drawingml/2006/picture">
+            <wp:extent cx="8869680" cy="4406830"/>
+            <wp:docPr id="10" name="Picture 10"/>
+            <wp:cNvGraphicFramePr>
+              <a:graphicFrameLocks noChangeAspect="1"/>
+            </wp:cNvGraphicFramePr>
+            <a:graphic>
+              <a:graphicData uri="http://schemas.openxmlformats.org/drawingml/2006/picture">
+                <pic:pic>
+                  <pic:nvPicPr>
+                    <pic:cNvPr id="0" name="state-07-snapshot-snapshot_status.png"/>
+                    <pic:cNvPicPr/>
+                  </pic:nvPicPr>
+                  <pic:blipFill>
+                    <a:blip r:embed="rId20"/>
+                    <a:stretch>
+                      <a:fillRect/>
+                    </a:stretch>
+                  </pic:blipFill>
+                  <pic:spPr>
+                    <a:xfrm>
+                      <a:off x="0" y="0"/>
+                      <a:ext cx="8869680" cy="4406830"/>
+                    </a:xfrm>
+                    <a:prstGeom prst="rect"/>
+                  </pic:spPr>
+                </pic:pic>
+              </a:graphicData>
+            </a:graphic>
+          </wp:inline>
+        </w:drawing>
+      </w:r>
+    </w:p>
+    <w:p>
+      <w:pPr>
+        <w:spacing w:after="80"/>
+        <w:jc w:val="center"/>
+      </w:pPr>
+      <w:r>
+        <w:rPr>
+          <w:i/>
+          <w:color w:val="475569"/>
+          <w:sz w:val="16"/>
+        </w:rPr>
+        <w:t>Figure TS-07 — SNAPSHOT.snapshot_status: 7 states and 11 legal directed transitions.</w:t>
+      </w:r>
+    </w:p>
+    <w:p>
+      <w:r>
+        <w:br w:type="page"/>
+      </w:r>
+    </w:p>
+    <w:p>
+      <w:pPr>
+        <w:pStyle w:val="Heading2"/>
+        <w:spacing w:after="80"/>
+      </w:pPr>
+      <w:r>
+        <w:t>RESTORE_JOB.restore_status</w:t>
+      </w:r>
+    </w:p>
+    <w:p>
+      <w:pPr>
+        <w:spacing w:after="40"/>
+        <w:jc w:val="center"/>
+      </w:pPr>
+      <w:r>
+        <w:drawing>
+          <wp:inline xmlns:a="http://schemas.openxmlformats.org/drawingml/2006/main" xmlns:pic="http://schemas.openxmlformats.org/drawingml/2006/picture">
+            <wp:extent cx="7239000" cy="5349240"/>
+            <wp:docPr id="11" name="Picture 11"/>
+            <wp:cNvGraphicFramePr>
+              <a:graphicFrameLocks noChangeAspect="1"/>
+            </wp:cNvGraphicFramePr>
+            <a:graphic>
+              <a:graphicData uri="http://schemas.openxmlformats.org/drawingml/2006/picture">
+                <pic:pic>
+                  <pic:nvPicPr>
+                    <pic:cNvPr id="0" name="state-08-restore_job-restore_status.png"/>
+                    <pic:cNvPicPr/>
+                  </pic:nvPicPr>
+                  <pic:blipFill>
+                    <a:blip r:embed="rId21"/>
+                    <a:stretch>
+                      <a:fillRect/>
+                    </a:stretch>
+                  </pic:blipFill>
+                  <pic:spPr>
+                    <a:xfrm>
+                      <a:off x="0" y="0"/>
+                      <a:ext cx="7239000" cy="5349240"/>
+                    </a:xfrm>
+                    <a:prstGeom prst="rect"/>
+                  </pic:spPr>
+                </pic:pic>
+              </a:graphicData>
+            </a:graphic>
+          </wp:inline>
+        </w:drawing>
+      </w:r>
+    </w:p>
+    <w:p>
+      <w:pPr>
+        <w:spacing w:after="80"/>
+        <w:jc w:val="center"/>
+      </w:pPr>
+      <w:r>
+        <w:rPr>
+          <w:i/>
+          <w:color w:val="475569"/>
+          <w:sz w:val="16"/>
+        </w:rPr>
+        <w:t>Figure TS-08 — RESTORE_JOB.restore_status: 12 states and 18 legal directed transitions.</w:t>
+      </w:r>
+    </w:p>
+    <w:p>
+      <w:r>
+        <w:br w:type="page"/>
+      </w:r>
+    </w:p>
+    <w:p>
+      <w:pPr>
+        <w:pStyle w:val="Heading2"/>
+        <w:spacing w:after="80"/>
+      </w:pPr>
+      <w:r>
+        <w:t>PREVIEW_ROUTE.route_status</w:t>
+      </w:r>
+    </w:p>
+    <w:p>
+      <w:pPr>
+        <w:spacing w:after="40"/>
+        <w:jc w:val="center"/>
+      </w:pPr>
+      <w:r>
+        <w:drawing>
+          <wp:inline xmlns:a="http://schemas.openxmlformats.org/drawingml/2006/main" xmlns:pic="http://schemas.openxmlformats.org/drawingml/2006/picture">
+            <wp:extent cx="8869680" cy="4836310"/>
+            <wp:docPr id="12" name="Picture 12"/>
+            <wp:cNvGraphicFramePr>
+              <a:graphicFrameLocks noChangeAspect="1"/>
+            </wp:cNvGraphicFramePr>
+            <a:graphic>
+              <a:graphicData uri="http://schemas.openxmlformats.org/drawingml/2006/picture">
+                <pic:pic>
+                  <pic:nvPicPr>
+                    <pic:cNvPr id="0" name="state-09-preview_route-route_status.png"/>
+                    <pic:cNvPicPr/>
+                  </pic:nvPicPr>
+                  <pic:blipFill>
+                    <a:blip r:embed="rId22"/>
+                    <a:stretch>
+                      <a:fillRect/>
+                    </a:stretch>
+                  </pic:blipFill>
+                  <pic:spPr>
+                    <a:xfrm>
+                      <a:off x="0" y="0"/>
+                      <a:ext cx="8869680" cy="4836310"/>
+                    </a:xfrm>
+                    <a:prstGeom prst="rect"/>
+                  </pic:spPr>
+                </pic:pic>
+              </a:graphicData>
+            </a:graphic>
+          </wp:inline>
+        </w:drawing>
+      </w:r>
+    </w:p>
+    <w:p>
+      <w:pPr>
+        <w:spacing w:after="80"/>
+        <w:jc w:val="center"/>
+      </w:pPr>
+      <w:r>
+        <w:rPr>
+          <w:i/>
+          <w:color w:val="475569"/>
+          <w:sz w:val="16"/>
+        </w:rPr>
+        <w:t>Figure TS-09 — PREVIEW_ROUTE.route_status: 8 states and 21 legal directed transitions.</w:t>
+      </w:r>
+    </w:p>
+    <w:p>
+      <w:r>
+        <w:br w:type="page"/>
+      </w:r>
+    </w:p>
+    <w:p>
+      <w:pPr>
+        <w:pStyle w:val="Heading2"/>
+        <w:spacing w:after="80"/>
+      </w:pPr>
+      <w:r>
+        <w:t>JOB_RUN.run_status</w:t>
+      </w:r>
+    </w:p>
+    <w:p>
+      <w:pPr>
+        <w:spacing w:after="40"/>
+        <w:jc w:val="center"/>
+      </w:pPr>
+      <w:r>
+        <w:drawing>
+          <wp:inline xmlns:a="http://schemas.openxmlformats.org/drawingml/2006/main" xmlns:pic="http://schemas.openxmlformats.org/drawingml/2006/picture">
+            <wp:extent cx="8869680" cy="3977351"/>
+            <wp:docPr id="13" name="Picture 13"/>
+            <wp:cNvGraphicFramePr>
+              <a:graphicFrameLocks noChangeAspect="1"/>
+            </wp:cNvGraphicFramePr>
+            <a:graphic>
+              <a:graphicData uri="http://schemas.openxmlformats.org/drawingml/2006/picture">
+                <pic:pic>
+                  <pic:nvPicPr>
+                    <pic:cNvPr id="0" name="state-10-job_run-run_status.png"/>
+                    <pic:cNvPicPr/>
+                  </pic:nvPicPr>
+                  <pic:blipFill>
+                    <a:blip r:embed="rId23"/>
+                    <a:stretch>
+                      <a:fillRect/>
+                    </a:stretch>
+                  </pic:blipFill>
+                  <pic:spPr>
+                    <a:xfrm>
+                      <a:off x="0" y="0"/>
+                      <a:ext cx="8869680" cy="3977351"/>
+                    </a:xfrm>
+                    <a:prstGeom prst="rect"/>
+                  </pic:spPr>
+                </pic:pic>
+              </a:graphicData>
+            </a:graphic>
+          </wp:inline>
+        </w:drawing>
+      </w:r>
+    </w:p>
+    <w:p>
+      <w:pPr>
+        <w:spacing w:after="80"/>
+        <w:jc w:val="center"/>
+      </w:pPr>
+      <w:r>
+        <w:rPr>
+          <w:i/>
+          <w:color w:val="475569"/>
+          <w:sz w:val="16"/>
+        </w:rPr>
+        <w:t>Figure TS-10 — JOB_RUN.run_status: 6 states and 6 legal directed transitions.</w:t>
+      </w:r>
+    </w:p>
+    <w:p>
+      <w:pPr>
+        <w:sectPr>
+          <w:pgSz w:w="15840" w:h="12240" w:orient="landscape"/>
+          <w:pgMar w:top="691" w:right="792" w:bottom="691" w:left="792" w:header="720" w:footer="720" w:gutter="0"/>
+          <w:cols w:space="720"/>
+          <w:docGrid w:linePitch="360"/>
+        </w:sectPr>
+      </w:pPr>
     </w:p>
     <w:p>
       <w:pPr>
@@ -9784,9 +12219,335 @@
       </w:r>
     </w:p>
     <w:p>
+      <w:pPr>
+        <w:sectPr>
+          <w:pgSz w:w="12240" w:h="15840"/>
+          <w:pgMar w:top="893" w:right="979" w:bottom="893" w:left="979" w:header="720" w:footer="720" w:gutter="0"/>
+          <w:cols w:space="720"/>
+          <w:docGrid w:linePitch="360"/>
+        </w:sectPr>
+      </w:pPr>
+    </w:p>
+    <w:p>
+      <w:pPr>
+        <w:pStyle w:val="Heading2"/>
+        <w:spacing w:after="80"/>
+      </w:pPr>
+      <w:r>
+        <w:t>Transactional sequence diagrams</w:t>
+      </w:r>
+    </w:p>
+    <w:tbl>
+      <w:tblPr>
+        <w:tblW w:type="auto" w:w="0"/>
+        <w:tblLook w:firstColumn="1" w:firstRow="1" w:lastColumn="0" w:lastRow="0" w:noHBand="0" w:noVBand="1" w:val="04A0"/>
+      </w:tblPr>
+      <w:tblGrid>
+        <w:gridCol w:w="14256"/>
+      </w:tblGrid>
+      <w:tr>
+        <w:tc>
+          <w:tcPr>
+            <w:tcW w:type="dxa" w:w="14256"/>
+            <w:shd w:val="clear" w:fill="CCFBF1"/>
+          </w:tcPr>
+          <w:p>
+            <w:pPr>
+              <w:spacing w:after="0"/>
+            </w:pPr>
+            <w:r>
+              <w:rPr>
+                <w:b/>
+                <w:color w:val="0F766E"/>
+                <w:sz w:val="19"/>
+              </w:rPr>
+              <w:t>These four diagrams are normative realizations of Save, Restore, preview authentication and capacity admission. Their guards, authority stores and failure outcomes bind the prose above.</w:t>
+            </w:r>
+          </w:p>
+        </w:tc>
+      </w:tr>
+    </w:tbl>
+    <w:p>
+      <w:pPr>
+        <w:spacing w:after="0"/>
+      </w:pPr>
+    </w:p>
+    <w:p>
+      <w:pPr>
+        <w:pStyle w:val="Heading3"/>
+        <w:spacing w:after="80"/>
+      </w:pPr>
+      <w:r>
+        <w:t>User Save</w:t>
+      </w:r>
+    </w:p>
+    <w:p>
+      <w:pPr>
+        <w:spacing w:after="40"/>
+        <w:jc w:val="center"/>
+      </w:pPr>
+      <w:r>
+        <w:drawing>
+          <wp:inline xmlns:a="http://schemas.openxmlformats.org/drawingml/2006/main" xmlns:pic="http://schemas.openxmlformats.org/drawingml/2006/picture">
+            <wp:extent cx="8686800" cy="4663440"/>
+            <wp:docPr id="14" name="Picture 14"/>
+            <wp:cNvGraphicFramePr>
+              <a:graphicFrameLocks noChangeAspect="1"/>
+            </wp:cNvGraphicFramePr>
+            <a:graphic>
+              <a:graphicData uri="http://schemas.openxmlformats.org/drawingml/2006/picture">
+                <pic:pic>
+                  <pic:nvPicPr>
+                    <pic:cNvPr id="0" name="tx-user-save.png"/>
+                    <pic:cNvPicPr/>
+                  </pic:nvPicPr>
+                  <pic:blipFill>
+                    <a:blip r:embed="rId24"/>
+                    <a:stretch>
+                      <a:fillRect/>
+                    </a:stretch>
+                  </pic:blipFill>
+                  <pic:spPr>
+                    <a:xfrm>
+                      <a:off x="0" y="0"/>
+                      <a:ext cx="8686800" cy="4663440"/>
+                    </a:xfrm>
+                    <a:prstGeom prst="rect"/>
+                  </pic:spPr>
+                </pic:pic>
+              </a:graphicData>
+            </a:graphic>
+          </wp:inline>
+        </w:drawing>
+      </w:r>
+    </w:p>
+    <w:p>
+      <w:pPr>
+        <w:spacing w:after="80"/>
+        <w:jc w:val="center"/>
+      </w:pPr>
+      <w:r>
+        <w:rPr>
+          <w:i/>
+          <w:color w:val="475569"/>
+          <w:sz w:val="16"/>
+        </w:rPr>
+        <w:t>Figure TX-01 — User Save. Any capture/hash/manifest/health failure creates no AVAILABLE snapshot and does not advance current_snapshot_id or version number.</w:t>
+      </w:r>
+    </w:p>
+    <w:p>
       <w:r>
         <w:br w:type="page"/>
       </w:r>
+    </w:p>
+    <w:p>
+      <w:pPr>
+        <w:pStyle w:val="Heading3"/>
+        <w:spacing w:after="80"/>
+      </w:pPr>
+      <w:r>
+        <w:t>Whole-app Restore</w:t>
+      </w:r>
+    </w:p>
+    <w:p>
+      <w:pPr>
+        <w:spacing w:after="40"/>
+        <w:jc w:val="center"/>
+      </w:pPr>
+      <w:r>
+        <w:drawing>
+          <wp:inline xmlns:a="http://schemas.openxmlformats.org/drawingml/2006/main" xmlns:pic="http://schemas.openxmlformats.org/drawingml/2006/picture">
+            <wp:extent cx="8686800" cy="4663440"/>
+            <wp:docPr id="15" name="Picture 15"/>
+            <wp:cNvGraphicFramePr>
+              <a:graphicFrameLocks noChangeAspect="1"/>
+            </wp:cNvGraphicFramePr>
+            <a:graphic>
+              <a:graphicData uri="http://schemas.openxmlformats.org/drawingml/2006/picture">
+                <pic:pic>
+                  <pic:nvPicPr>
+                    <pic:cNvPr id="0" name="tx-restore.png"/>
+                    <pic:cNvPicPr/>
+                  </pic:nvPicPr>
+                  <pic:blipFill>
+                    <a:blip r:embed="rId25"/>
+                    <a:stretch>
+                      <a:fillRect/>
+                    </a:stretch>
+                  </pic:blipFill>
+                  <pic:spPr>
+                    <a:xfrm>
+                      <a:off x="0" y="0"/>
+                      <a:ext cx="8686800" cy="4663440"/>
+                    </a:xfrm>
+                    <a:prstGeom prst="rect"/>
+                  </pic:spPr>
+                </pic:pic>
+              </a:graphicData>
+            </a:graphic>
+          </wp:inline>
+        </w:drawing>
+      </w:r>
+    </w:p>
+    <w:p>
+      <w:pPr>
+        <w:spacing w:after="80"/>
+        <w:jc w:val="center"/>
+      </w:pPr>
+      <w:r>
+        <w:rPr>
+          <w:i/>
+          <w:color w:val="475569"/>
+          <w:sz w:val="16"/>
+        </w:rPr>
+        <w:t>Figure TX-02 — Whole-app Restore. Before-images and one provisional RESTORE_RESULT exist before mutation. Failure restores verified prior pointers or enters MANUAL_INTERVENTION with route withdrawn.</w:t>
+      </w:r>
+    </w:p>
+    <w:p>
+      <w:r>
+        <w:br w:type="page"/>
+      </w:r>
+    </w:p>
+    <w:p>
+      <w:pPr>
+        <w:pStyle w:val="Heading3"/>
+        <w:spacing w:after="80"/>
+      </w:pPr>
+      <w:r>
+        <w:t>Owner-only Preview Authentication</w:t>
+      </w:r>
+    </w:p>
+    <w:p>
+      <w:pPr>
+        <w:spacing w:after="40"/>
+        <w:jc w:val="center"/>
+      </w:pPr>
+      <w:r>
+        <w:drawing>
+          <wp:inline xmlns:a="http://schemas.openxmlformats.org/drawingml/2006/main" xmlns:pic="http://schemas.openxmlformats.org/drawingml/2006/picture">
+            <wp:extent cx="8686800" cy="4663440"/>
+            <wp:docPr id="16" name="Picture 16"/>
+            <wp:cNvGraphicFramePr>
+              <a:graphicFrameLocks noChangeAspect="1"/>
+            </wp:cNvGraphicFramePr>
+            <a:graphic>
+              <a:graphicData uri="http://schemas.openxmlformats.org/drawingml/2006/picture">
+                <pic:pic>
+                  <pic:nvPicPr>
+                    <pic:cNvPr id="0" name="tx-preview-auth.png"/>
+                    <pic:cNvPicPr/>
+                  </pic:nvPicPr>
+                  <pic:blipFill>
+                    <a:blip r:embed="rId26"/>
+                    <a:stretch>
+                      <a:fillRect/>
+                    </a:stretch>
+                  </pic:blipFill>
+                  <pic:spPr>
+                    <a:xfrm>
+                      <a:off x="0" y="0"/>
+                      <a:ext cx="8686800" cy="4663440"/>
+                    </a:xfrm>
+                    <a:prstGeom prst="rect"/>
+                  </pic:spPr>
+                </pic:pic>
+              </a:graphicData>
+            </a:graphic>
+          </wp:inline>
+        </w:drawing>
+      </w:r>
+    </w:p>
+    <w:p>
+      <w:pPr>
+        <w:spacing w:after="80"/>
+        <w:jc w:val="center"/>
+      </w:pPr>
+      <w:r>
+        <w:rPr>
+          <w:i/>
+          <w:color w:val="475569"/>
+          <w:sz w:val="16"/>
+        </w:rPr>
+        <w:t>Figure TX-03 — Owner-only Preview Authentication. Replay, wrong kid/audience/host/owner/session/project/generation, expiry or revocation fails closed. Redis session loss denies JWT issue; PostgreSQL remains replay authority.</w:t>
+      </w:r>
+    </w:p>
+    <w:p>
+      <w:r>
+        <w:br w:type="page"/>
+      </w:r>
+    </w:p>
+    <w:p>
+      <w:pPr>
+        <w:pStyle w:val="Heading3"/>
+        <w:spacing w:after="80"/>
+      </w:pPr>
+      <w:r>
+        <w:t>Durable Capacity Admission</w:t>
+      </w:r>
+    </w:p>
+    <w:p>
+      <w:pPr>
+        <w:spacing w:after="40"/>
+        <w:jc w:val="center"/>
+      </w:pPr>
+      <w:r>
+        <w:drawing>
+          <wp:inline xmlns:a="http://schemas.openxmlformats.org/drawingml/2006/main" xmlns:pic="http://schemas.openxmlformats.org/drawingml/2006/picture">
+            <wp:extent cx="8686800" cy="4663440"/>
+            <wp:docPr id="17" name="Picture 17"/>
+            <wp:cNvGraphicFramePr>
+              <a:graphicFrameLocks noChangeAspect="1"/>
+            </wp:cNvGraphicFramePr>
+            <a:graphic>
+              <a:graphicData uri="http://schemas.openxmlformats.org/drawingml/2006/picture">
+                <pic:pic>
+                  <pic:nvPicPr>
+                    <pic:cNvPr id="0" name="tx-capacity-admission.png"/>
+                    <pic:cNvPicPr/>
+                  </pic:nvPicPr>
+                  <pic:blipFill>
+                    <a:blip r:embed="rId27"/>
+                    <a:stretch>
+                      <a:fillRect/>
+                    </a:stretch>
+                  </pic:blipFill>
+                  <pic:spPr>
+                    <a:xfrm>
+                      <a:off x="0" y="0"/>
+                      <a:ext cx="8686800" cy="4663440"/>
+                    </a:xfrm>
+                    <a:prstGeom prst="rect"/>
+                  </pic:spPr>
+                </pic:pic>
+              </a:graphicData>
+            </a:graphic>
+          </wp:inline>
+        </w:drawing>
+      </w:r>
+    </w:p>
+    <w:p>
+      <w:pPr>
+        <w:spacing w:after="80"/>
+        <w:jc w:val="center"/>
+      </w:pPr>
+      <w:r>
+        <w:rPr>
+          <w:i/>
+          <w:color w:val="475569"/>
+          <w:sz w:val="16"/>
+        </w:rPr>
+        <w:t>Figure TX-04 — Durable Capacity Admission. Queue depth, timeout, reserve and slot-sum limits are deterministic. Admission never oversubscribes silently or turns capacity exhaustion into login/generic failure.</w:t>
+      </w:r>
+    </w:p>
+    <w:p>
+      <w:pPr>
+        <w:sectPr>
+          <w:pgSz w:w="15840" w:h="12240" w:orient="landscape"/>
+          <w:pgMar w:top="691" w:right="792" w:bottom="691" w:left="792" w:header="720" w:footer="720" w:gutter="0"/>
+          <w:cols w:space="720"/>
+          <w:docGrid w:linePitch="360"/>
+        </w:sectPr>
+      </w:pPr>
     </w:p>
     <w:p>
       <w:pPr>
@@ -9927,7 +12688,7 @@
                 <w:color w:val="1E293B"/>
                 <w:sz w:val="14"/>
               </w:rPr>
-              <w:t>Django session and CSRF for product/admin; backend owner checks on every object.</w:t>
+              <w:t>NestJS guards use an opaque HttpOnly Secure browser cookie backed by Redis server-side session state, per-session CSRF protection and Prisma/PostgreSQL owner checks on every object. Long-lived browser JWTs are prohibited.</w:t>
             </w:r>
           </w:p>
         </w:tc>
@@ -9977,7 +12738,7 @@
                 <w:color w:val="1E293B"/>
                 <w:sz w:val="14"/>
               </w:rPr>
-              <w:t>Organization hierarchy</w:t>
+              <w:t>AdminJS</w:t>
             </w:r>
           </w:p>
         </w:tc>
@@ -10000,7 +12761,7 @@
                 <w:color w:val="1E293B"/>
                 <w:sz w:val="14"/>
               </w:rPr>
-              <w:t>Default Organization → OU → Department plus one effective-dated primary user membership.</w:t>
+              <w:t>Mounted behind the same NestJS authentication/CSRF/RBAC guards; resources, properties and actions are explicit allowlists. Secret fields, raw state edits and unrestricted CRUD are disabled.</w:t>
             </w:r>
           </w:p>
         </w:tc>
@@ -10023,7 +12784,7 @@
                 <w:color w:val="1E293B"/>
                 <w:sz w:val="14"/>
               </w:rPr>
-              <w:t>SEC-01; PROJECT.owner_id remains the only normal Stage 1 project grant.</w:t>
+              <w:t>SEC-01, SEC-07, SEC-09</w:t>
             </w:r>
           </w:p>
         </w:tc>
@@ -10050,7 +12811,7 @@
                 <w:color w:val="1E293B"/>
                 <w:sz w:val="14"/>
               </w:rPr>
-              <w:t>Route authorization</w:t>
+              <w:t>Organization hierarchy</w:t>
             </w:r>
           </w:p>
         </w:tc>
@@ -10072,7 +12833,7 @@
                 <w:color w:val="1E293B"/>
                 <w:sz w:val="14"/>
               </w:rPr>
-              <w:t>Preview Gateway validates active session, owner, project state and route generation before proxying.</w:t>
+              <w:t>Default Organization → OU → Department plus one effective-dated primary user membership.</w:t>
             </w:r>
           </w:p>
         </w:tc>
@@ -10094,7 +12855,7 @@
                 <w:color w:val="1E293B"/>
                 <w:sz w:val="14"/>
               </w:rPr>
-              <w:t>SEC-01, SEC-02</w:t>
+              <w:t>SEC-01; PROJECT.owner_id remains the only normal Stage 1 project grant.</w:t>
             </w:r>
           </w:p>
         </w:tc>
@@ -10122,7 +12883,7 @@
                 <w:color w:val="1E293B"/>
                 <w:sz w:val="14"/>
               </w:rPr>
-              <w:t>Pod security</w:t>
+              <w:t>Route authorization</w:t>
             </w:r>
           </w:p>
         </w:tc>
@@ -10145,7 +12906,7 @@
                 <w:color w:val="1E293B"/>
                 <w:sz w:val="14"/>
               </w:rPr>
-              <w:t>Non-root; no privileged mode; no hostNetwork, hostPID, hostIPC, hostPath or containerd socket.</w:t>
+              <w:t>Preview Gateway validates active session, owner, project state and route generation before proxying.</w:t>
             </w:r>
           </w:p>
         </w:tc>
@@ -10168,7 +12929,7 @@
                 <w:color w:val="1E293B"/>
                 <w:sz w:val="14"/>
               </w:rPr>
-              <w:t>SEC-04</w:t>
+              <w:t>SEC-01, SEC-02</w:t>
             </w:r>
           </w:p>
         </w:tc>
@@ -10195,7 +12956,7 @@
                 <w:color w:val="1E293B"/>
                 <w:sz w:val="14"/>
               </w:rPr>
-              <w:t>Filesystem</w:t>
+              <w:t>Pod security</w:t>
             </w:r>
           </w:p>
         </w:tc>
@@ -10217,7 +12978,7 @@
                 <w:color w:val="1E293B"/>
                 <w:sz w:val="14"/>
               </w:rPr>
-              <w:t>Project-scoped PVC; reject absolute, drive-qualified and parent-traversal paths; reject symlink ancestors/leaves (including broken links) and non-regular special nodes; resolve beneath the project root before Git, hash, backup or restore reads; use descriptor-relative/no-follow operations and fail closed on concurrent path mutation.</w:t>
+              <w:t>Non-root; no privileged mode; no hostNetwork, hostPID, hostIPC, hostPath or containerd socket.</w:t>
             </w:r>
           </w:p>
         </w:tc>
@@ -10239,7 +13000,7 @@
                 <w:color w:val="1E293B"/>
                 <w:sz w:val="14"/>
               </w:rPr>
-              <w:t>SEC-03, SEC-04</w:t>
+              <w:t>SEC-04</w:t>
             </w:r>
           </w:p>
         </w:tc>
@@ -10267,7 +13028,7 @@
                 <w:color w:val="1E293B"/>
                 <w:sz w:val="14"/>
               </w:rPr>
-              <w:t>Network</w:t>
+              <w:t>Filesystem</w:t>
             </w:r>
           </w:p>
         </w:tc>
@@ -10290,7 +13051,7 @@
                 <w:color w:val="1E293B"/>
                 <w:sz w:val="14"/>
               </w:rPr>
-              <w:t>Default deny where supported; allow DNS, approved model/package endpoints and platform callbacks only.</w:t>
+              <w:t>Project-scoped PVC; reject absolute, drive-qualified and parent-traversal paths; reject symlink ancestors/leaves (including broken links) and non-regular special nodes; resolve beneath the project root before Git, hash, backup or restore reads; use descriptor-relative/no-follow operations and fail closed on concurrent path mutation.</w:t>
             </w:r>
           </w:p>
         </w:tc>
@@ -10313,7 +13074,7 @@
                 <w:color w:val="1E293B"/>
                 <w:sz w:val="14"/>
               </w:rPr>
-              <w:t>SEC-03, SEC-06</w:t>
+              <w:t>SEC-03, SEC-04</w:t>
             </w:r>
           </w:p>
         </w:tc>
@@ -10340,7 +13101,7 @@
                 <w:color w:val="1E293B"/>
                 <w:sz w:val="14"/>
               </w:rPr>
-              <w:t>Resources</w:t>
+              <w:t>Network</w:t>
             </w:r>
           </w:p>
         </w:tc>
@@ -10362,7 +13123,7 @@
                 <w:color w:val="1E293B"/>
                 <w:sz w:val="14"/>
               </w:rPr>
-              <w:t>Requests/limits, PID control where available, quota, global admission and bounded Job timeout.</w:t>
+              <w:t>Default deny where supported; allow DNS, approved model/package endpoints and platform callbacks only.</w:t>
             </w:r>
           </w:p>
         </w:tc>
@@ -10384,7 +13145,7 @@
                 <w:color w:val="1E293B"/>
                 <w:sz w:val="14"/>
               </w:rPr>
-              <w:t>SEC-05</w:t>
+              <w:t>SEC-03, SEC-06</w:t>
             </w:r>
           </w:p>
         </w:tc>
@@ -10412,7 +13173,7 @@
                 <w:color w:val="1E293B"/>
                 <w:sz w:val="14"/>
               </w:rPr>
-              <w:t>Secrets</w:t>
+              <w:t>Resources</w:t>
             </w:r>
           </w:p>
         </w:tc>
@@ -10435,7 +13196,7 @@
                 <w:color w:val="1E293B"/>
                 <w:sz w:val="14"/>
               </w:rPr>
-              <w:t>Secret references injected by platform; never persist provider key in PVC, Git, logs, event payload or SYS_CONFIG.</w:t>
+              <w:t>Requests/limits, PID control where available, quota, global admission and bounded Job timeout.</w:t>
             </w:r>
           </w:p>
         </w:tc>
@@ -10458,7 +13219,7 @@
                 <w:color w:val="1E293B"/>
                 <w:sz w:val="14"/>
               </w:rPr>
-              <w:t>SEC-07</w:t>
+              <w:t>SEC-05</w:t>
             </w:r>
           </w:p>
         </w:tc>
@@ -10485,7 +13246,7 @@
                 <w:color w:val="1E293B"/>
                 <w:sz w:val="14"/>
               </w:rPr>
-              <w:t>Change safety</w:t>
+              <w:t>Secrets</w:t>
             </w:r>
           </w:p>
         </w:tc>
@@ -10507,7 +13268,7 @@
                 <w:color w:val="1E293B"/>
                 <w:sz w:val="14"/>
               </w:rPr>
-              <w:t>Mutation lease, pre-change checkpoint, validation, explicit destructive approval and fail-closed classifier.</w:t>
+              <w:t>Secret references injected by platform; never persist provider key in PVC, Git, logs, event payload or SYS_CONFIG.</w:t>
             </w:r>
           </w:p>
         </w:tc>
@@ -10529,7 +13290,7 @@
                 <w:color w:val="1E293B"/>
                 <w:sz w:val="14"/>
               </w:rPr>
-              <w:t>SEC-08</w:t>
+              <w:t>SEC-07</w:t>
             </w:r>
           </w:p>
         </w:tc>
@@ -10557,7 +13318,7 @@
                 <w:color w:val="1E293B"/>
                 <w:sz w:val="14"/>
               </w:rPr>
-              <w:t>Audit</w:t>
+              <w:t>Change safety</w:t>
             </w:r>
           </w:p>
         </w:tc>
@@ -10580,7 +13341,7 @@
                 <w:color w:val="1E293B"/>
                 <w:sz w:val="14"/>
               </w:rPr>
-              <w:t>Correlation ID across request, run, Job, route and lifecycle commands; redacted evidence only.</w:t>
+              <w:t>Mutation lease, pre-change checkpoint, validation, explicit destructive approval and fail-closed classifier.</w:t>
             </w:r>
           </w:p>
         </w:tc>
@@ -10603,7 +13364,7 @@
                 <w:color w:val="1E293B"/>
                 <w:sz w:val="14"/>
               </w:rPr>
-              <w:t>SEC-09</w:t>
+              <w:t>SEC-08</w:t>
             </w:r>
           </w:p>
         </w:tc>
@@ -10630,7 +13391,7 @@
                 <w:color w:val="1E293B"/>
                 <w:sz w:val="14"/>
               </w:rPr>
-              <w:t>Recovery</w:t>
+              <w:t>Audit</w:t>
             </w:r>
           </w:p>
         </w:tc>
@@ -10652,7 +13413,7 @@
                 <w:color w:val="1E293B"/>
                 <w:sz w:val="14"/>
               </w:rPr>
-              <w:t>Explicit Save has zero committed-data RPO; restore drill target is ≤5 minutes for the acceptance fixture. PVC reclaim is Retain and restore provisions a new PVC from verified Git+SQLite snapshot; autosave interval/retention remain separate decisions.</w:t>
+              <w:t>Correlation ID across request, run, Job, route and lifecycle commands; redacted evidence only.</w:t>
             </w:r>
           </w:p>
         </w:tc>
@@ -10674,7 +13435,7 @@
                 <w:color w:val="1E293B"/>
                 <w:sz w:val="14"/>
               </w:rPr>
-              <w:t>SEC-10</w:t>
+              <w:t>SEC-09</w:t>
             </w:r>
           </w:p>
         </w:tc>
@@ -10702,7 +13463,7 @@
                 <w:color w:val="1E293B"/>
                 <w:sz w:val="14"/>
               </w:rPr>
-              <w:t>Version integrity</w:t>
+              <w:t>Recovery</w:t>
             </w:r>
           </w:p>
         </w:tc>
@@ -10725,7 +13486,7 @@
                 <w:color w:val="1E293B"/>
                 <w:sz w:val="14"/>
               </w:rPr>
-              <w:t>Server-owned Git refs; allowlisted source paths; SQLite online backup; hashes and manifest; no secret/runtime data committed.</w:t>
+              <w:t>Explicit Save has zero committed-data RPO; restore drill target is ≤5 minutes for the acceptance fixture. PVC reclaim is Retain and restore provisions a new PVC from verified Git+SQLite snapshot; autosave interval/retention remain separate decisions.</w:t>
             </w:r>
           </w:p>
         </w:tc>
@@ -10733,6 +13494,77 @@
           <w:tcPr>
             <w:tcW w:type="dxa" w:w="1440"/>
             <w:shd w:val="clear" w:fill="F8FAFC"/>
+            <w:vAlign w:val="center"/>
+          </w:tcPr>
+          <w:p>
+            <w:pPr>
+              <w:keepLines/>
+              <w:spacing w:after="0"/>
+            </w:pPr>
+            <w:r/>
+            <w:r>
+              <w:rPr>
+                <w:rFonts w:ascii="Aptos" w:hAnsi="Aptos"/>
+                <w:b w:val="0"/>
+                <w:color w:val="1E293B"/>
+                <w:sz w:val="14"/>
+              </w:rPr>
+              <w:t>SEC-10</w:t>
+            </w:r>
+          </w:p>
+        </w:tc>
+      </w:tr>
+      <w:tr>
+        <w:trPr>
+          <w:cantSplit/>
+        </w:trPr>
+        <w:tc>
+          <w:tcPr>
+            <w:tcW w:type="dxa" w:w="1872"/>
+            <w:vAlign w:val="center"/>
+          </w:tcPr>
+          <w:p>
+            <w:pPr>
+              <w:keepLines/>
+              <w:spacing w:after="0"/>
+            </w:pPr>
+            <w:r/>
+            <w:r>
+              <w:rPr>
+                <w:rFonts w:ascii="Aptos" w:hAnsi="Aptos"/>
+                <w:b w:val="0"/>
+                <w:color w:val="1E293B"/>
+                <w:sz w:val="14"/>
+              </w:rPr>
+              <w:t>Version integrity</w:t>
+            </w:r>
+          </w:p>
+        </w:tc>
+        <w:tc>
+          <w:tcPr>
+            <w:tcW w:type="dxa" w:w="6768"/>
+            <w:vAlign w:val="center"/>
+          </w:tcPr>
+          <w:p>
+            <w:pPr>
+              <w:keepLines/>
+              <w:spacing w:after="0"/>
+            </w:pPr>
+            <w:r/>
+            <w:r>
+              <w:rPr>
+                <w:rFonts w:ascii="Aptos" w:hAnsi="Aptos"/>
+                <w:b w:val="0"/>
+                <w:color w:val="1E293B"/>
+                <w:sz w:val="14"/>
+              </w:rPr>
+              <w:t>Server-owned Git refs; allowlisted source paths; SQLite online backup; hashes and manifest; no secret/runtime data committed.</w:t>
+            </w:r>
+          </w:p>
+        </w:tc>
+        <w:tc>
+          <w:tcPr>
+            <w:tcW w:type="dxa" w:w="1440"/>
             <w:vAlign w:val="center"/>
           </w:tcPr>
           <w:p>
@@ -12810,7 +15642,7 @@
                 <w:color w:val="1E293B"/>
                 <w:sz w:val="14"/>
               </w:rPr>
-              <w:t>Django Pod crash</w:t>
+              <w:t>NestJS Pod crash</w:t>
             </w:r>
           </w:p>
         </w:tc>
@@ -13535,6 +16367,78 @@
                 <w:color w:val="1E293B"/>
                 <w:sz w:val="14"/>
               </w:rPr>
+              <w:t>Redis fails</w:t>
+            </w:r>
+          </w:p>
+        </w:tc>
+        <w:tc>
+          <w:tcPr>
+            <w:tcW w:type="dxa" w:w="4320"/>
+            <w:vAlign w:val="center"/>
+          </w:tcPr>
+          <w:p>
+            <w:pPr>
+              <w:keepLines/>
+              <w:spacing w:after="0"/>
+            </w:pPr>
+            <w:r/>
+            <w:r>
+              <w:rPr>
+                <w:rFonts w:ascii="Aptos" w:hAnsi="Aptos"/>
+                <w:b w:val="0"/>
+                <w:color w:val="1E293B"/>
+                <w:sz w:val="14"/>
+              </w:rPr>
+              <w:t>Current browser authentication and non-idempotent replay-protected calls fail closed; cache-only reads bypass to PostgreSQL.</w:t>
+            </w:r>
+          </w:p>
+        </w:tc>
+        <w:tc>
+          <w:tcPr>
+            <w:tcW w:type="dxa" w:w="3528"/>
+            <w:vAlign w:val="center"/>
+          </w:tcPr>
+          <w:p>
+            <w:pPr>
+              <w:keepLines/>
+              <w:spacing w:after="0"/>
+            </w:pPr>
+            <w:r/>
+            <w:r>
+              <w:rPr>
+                <w:rFonts w:ascii="Aptos" w:hAnsi="Aptos"/>
+                <w:b w:val="0"/>
+                <w:color w:val="1E293B"/>
+                <w:sz w:val="14"/>
+              </w:rPr>
+              <w:t>Restore Redis, deny missing sessions, prove no unbounded-login or browser-JWT fallback, and require fresh sign-in after session loss.</w:t>
+            </w:r>
+          </w:p>
+        </w:tc>
+      </w:tr>
+      <w:tr>
+        <w:trPr>
+          <w:cantSplit/>
+        </w:trPr>
+        <w:tc>
+          <w:tcPr>
+            <w:tcW w:type="dxa" w:w="2232"/>
+            <w:shd w:val="clear" w:fill="F8FAFC"/>
+            <w:vAlign w:val="center"/>
+          </w:tcPr>
+          <w:p>
+            <w:pPr>
+              <w:keepLines/>
+              <w:spacing w:after="0"/>
+            </w:pPr>
+            <w:r/>
+            <w:r>
+              <w:rPr>
+                <w:rFonts w:ascii="Aptos" w:hAnsi="Aptos"/>
+                <w:b w:val="0"/>
+                <w:color w:val="1E293B"/>
+                <w:sz w:val="14"/>
+              </w:rPr>
               <w:t>Snapshot part fails or hashes disagree</w:t>
             </w:r>
           </w:p>
@@ -13542,6 +16446,7 @@
         <w:tc>
           <w:tcPr>
             <w:tcW w:type="dxa" w:w="4320"/>
+            <w:shd w:val="clear" w:fill="F8FAFC"/>
             <w:vAlign w:val="center"/>
           </w:tcPr>
           <w:p>
@@ -13564,6 +16469,7 @@
         <w:tc>
           <w:tcPr>
             <w:tcW w:type="dxa" w:w="3528"/>
+            <w:shd w:val="clear" w:fill="F8FAFC"/>
             <w:vAlign w:val="center"/>
           </w:tcPr>
           <w:p>
@@ -14707,7 +17613,7 @@
                 <w:color w:val="1E293B"/>
                 <w:sz w:val="13"/>
               </w:rPr>
-              <w:t>Python lockfile</w:t>
+              <w:t>Generated-app Python lockfile</w:t>
             </w:r>
           </w:p>
         </w:tc>
@@ -14780,7 +17686,7 @@
                 <w:color w:val="1E293B"/>
                 <w:sz w:val="13"/>
               </w:rPr>
-              <w:t>Django/DRF/PostgreSQL</w:t>
+              <w:t>NestJS</w:t>
             </w:r>
           </w:p>
         </w:tc>
@@ -14802,7 +17708,7 @@
                 <w:color w:val="1E293B"/>
                 <w:sz w:val="13"/>
               </w:rPr>
-              <w:t>TBD</w:t>
+              <w:t>TBD pinned major/minor</w:t>
             </w:r>
           </w:p>
         </w:tc>
@@ -14824,7 +17730,7 @@
                 <w:color w:val="1E293B"/>
                 <w:sz w:val="13"/>
               </w:rPr>
-              <w:t>Platform lock/image digest</w:t>
+              <w:t>Platform Node lockfile + image digest</w:t>
             </w:r>
           </w:p>
         </w:tc>
@@ -14846,7 +17752,477 @@
                 <w:color w:val="1E293B"/>
                 <w:sz w:val="13"/>
               </w:rPr>
-              <w:t>Migration, auth, concurrency and backup</w:t>
+              <w:t>API, guards, SSE/WSS, worker and shutdown compatibility</w:t>
+            </w:r>
+          </w:p>
+        </w:tc>
+        <w:tc>
+          <w:tcPr>
+            <w:tcW w:type="dxa" w:w="1584"/>
+            <w:vAlign w:val="center"/>
+          </w:tcPr>
+          <w:p>
+            <w:pPr>
+              <w:keepLines/>
+              <w:spacing w:after="0"/>
+            </w:pPr>
+            <w:r/>
+            <w:r>
+              <w:rPr>
+                <w:rFonts w:ascii="Aptos" w:hAnsi="Aptos"/>
+                <w:b w:val="0"/>
+                <w:color w:val="1E293B"/>
+                <w:sz w:val="13"/>
+              </w:rPr>
+              <w:t>DECISION REQUIRED</w:t>
+            </w:r>
+          </w:p>
+        </w:tc>
+      </w:tr>
+      <w:tr>
+        <w:trPr>
+          <w:cantSplit/>
+        </w:trPr>
+        <w:tc>
+          <w:tcPr>
+            <w:tcW w:type="dxa" w:w="1944"/>
+            <w:shd w:val="clear" w:fill="F8FAFC"/>
+            <w:vAlign w:val="center"/>
+          </w:tcPr>
+          <w:p>
+            <w:pPr>
+              <w:keepLines/>
+              <w:spacing w:after="0"/>
+            </w:pPr>
+            <w:r/>
+            <w:r>
+              <w:rPr>
+                <w:rFonts w:ascii="Aptos" w:hAnsi="Aptos"/>
+                <w:b w:val="0"/>
+                <w:color w:val="1E293B"/>
+                <w:sz w:val="13"/>
+              </w:rPr>
+              <w:t>Prisma</w:t>
+            </w:r>
+          </w:p>
+        </w:tc>
+        <w:tc>
+          <w:tcPr>
+            <w:tcW w:type="dxa" w:w="2088"/>
+            <w:shd w:val="clear" w:fill="F8FAFC"/>
+            <w:vAlign w:val="center"/>
+          </w:tcPr>
+          <w:p>
+            <w:pPr>
+              <w:keepLines/>
+              <w:spacing w:after="0"/>
+            </w:pPr>
+            <w:r/>
+            <w:r>
+              <w:rPr>
+                <w:rFonts w:ascii="Aptos" w:hAnsi="Aptos"/>
+                <w:b w:val="0"/>
+                <w:color w:val="1E293B"/>
+                <w:sz w:val="13"/>
+              </w:rPr>
+              <w:t>TBD pinned version</w:t>
+            </w:r>
+          </w:p>
+        </w:tc>
+        <w:tc>
+          <w:tcPr>
+            <w:tcW w:type="dxa" w:w="1944"/>
+            <w:shd w:val="clear" w:fill="F8FAFC"/>
+            <w:vAlign w:val="center"/>
+          </w:tcPr>
+          <w:p>
+            <w:pPr>
+              <w:keepLines/>
+              <w:spacing w:after="0"/>
+            </w:pPr>
+            <w:r/>
+            <w:r>
+              <w:rPr>
+                <w:rFonts w:ascii="Aptos" w:hAnsi="Aptos"/>
+                <w:b w:val="0"/>
+                <w:color w:val="1E293B"/>
+                <w:sz w:val="13"/>
+              </w:rPr>
+              <w:t>Platform Node lockfile + migration history</w:t>
+            </w:r>
+          </w:p>
+        </w:tc>
+        <w:tc>
+          <w:tcPr>
+            <w:tcW w:type="dxa" w:w="3168"/>
+            <w:shd w:val="clear" w:fill="F8FAFC"/>
+            <w:vAlign w:val="center"/>
+          </w:tcPr>
+          <w:p>
+            <w:pPr>
+              <w:keepLines/>
+              <w:spacing w:after="0"/>
+            </w:pPr>
+            <w:r/>
+            <w:r>
+              <w:rPr>
+                <w:rFonts w:ascii="Aptos" w:hAnsi="Aptos"/>
+                <w:b w:val="0"/>
+                <w:color w:val="1E293B"/>
+                <w:sz w:val="13"/>
+              </w:rPr>
+              <w:t>PostgreSQL schema, interactive transactions, CAS row-count and rollback tests</w:t>
+            </w:r>
+          </w:p>
+        </w:tc>
+        <w:tc>
+          <w:tcPr>
+            <w:tcW w:type="dxa" w:w="1584"/>
+            <w:shd w:val="clear" w:fill="F8FAFC"/>
+            <w:vAlign w:val="center"/>
+          </w:tcPr>
+          <w:p>
+            <w:pPr>
+              <w:keepLines/>
+              <w:spacing w:after="0"/>
+            </w:pPr>
+            <w:r/>
+            <w:r>
+              <w:rPr>
+                <w:rFonts w:ascii="Aptos" w:hAnsi="Aptos"/>
+                <w:b w:val="0"/>
+                <w:color w:val="1E293B"/>
+                <w:sz w:val="13"/>
+              </w:rPr>
+              <w:t>DECISION REQUIRED</w:t>
+            </w:r>
+          </w:p>
+        </w:tc>
+      </w:tr>
+      <w:tr>
+        <w:trPr>
+          <w:cantSplit/>
+        </w:trPr>
+        <w:tc>
+          <w:tcPr>
+            <w:tcW w:type="dxa" w:w="1944"/>
+            <w:vAlign w:val="center"/>
+          </w:tcPr>
+          <w:p>
+            <w:pPr>
+              <w:keepLines/>
+              <w:spacing w:after="0"/>
+            </w:pPr>
+            <w:r/>
+            <w:r>
+              <w:rPr>
+                <w:rFonts w:ascii="Aptos" w:hAnsi="Aptos"/>
+                <w:b w:val="0"/>
+                <w:color w:val="1E293B"/>
+                <w:sz w:val="13"/>
+              </w:rPr>
+              <w:t>AdminJS</w:t>
+            </w:r>
+          </w:p>
+        </w:tc>
+        <w:tc>
+          <w:tcPr>
+            <w:tcW w:type="dxa" w:w="2088"/>
+            <w:vAlign w:val="center"/>
+          </w:tcPr>
+          <w:p>
+            <w:pPr>
+              <w:keepLines/>
+              <w:spacing w:after="0"/>
+            </w:pPr>
+            <w:r/>
+            <w:r>
+              <w:rPr>
+                <w:rFonts w:ascii="Aptos" w:hAnsi="Aptos"/>
+                <w:b w:val="0"/>
+                <w:color w:val="1E293B"/>
+                <w:sz w:val="13"/>
+              </w:rPr>
+              <w:t>TBD pinned version</w:t>
+            </w:r>
+          </w:p>
+        </w:tc>
+        <w:tc>
+          <w:tcPr>
+            <w:tcW w:type="dxa" w:w="1944"/>
+            <w:vAlign w:val="center"/>
+          </w:tcPr>
+          <w:p>
+            <w:pPr>
+              <w:keepLines/>
+              <w:spacing w:after="0"/>
+            </w:pPr>
+            <w:r/>
+            <w:r>
+              <w:rPr>
+                <w:rFonts w:ascii="Aptos" w:hAnsi="Aptos"/>
+                <w:b w:val="0"/>
+                <w:color w:val="1E293B"/>
+                <w:sz w:val="13"/>
+              </w:rPr>
+              <w:t>Platform Node lockfile</w:t>
+            </w:r>
+          </w:p>
+        </w:tc>
+        <w:tc>
+          <w:tcPr>
+            <w:tcW w:type="dxa" w:w="3168"/>
+            <w:vAlign w:val="center"/>
+          </w:tcPr>
+          <w:p>
+            <w:pPr>
+              <w:keepLines/>
+              <w:spacing w:after="0"/>
+            </w:pPr>
+            <w:r/>
+            <w:r>
+              <w:rPr>
+                <w:rFonts w:ascii="Aptos" w:hAnsi="Aptos"/>
+                <w:b w:val="0"/>
+                <w:color w:val="1E293B"/>
+                <w:sz w:val="13"/>
+              </w:rPr>
+              <w:t>NestJS/Prisma adapter, action/property allowlist and auth/CSRF regression</w:t>
+            </w:r>
+          </w:p>
+        </w:tc>
+        <w:tc>
+          <w:tcPr>
+            <w:tcW w:type="dxa" w:w="1584"/>
+            <w:vAlign w:val="center"/>
+          </w:tcPr>
+          <w:p>
+            <w:pPr>
+              <w:keepLines/>
+              <w:spacing w:after="0"/>
+            </w:pPr>
+            <w:r/>
+            <w:r>
+              <w:rPr>
+                <w:rFonts w:ascii="Aptos" w:hAnsi="Aptos"/>
+                <w:b w:val="0"/>
+                <w:color w:val="1E293B"/>
+                <w:sz w:val="13"/>
+              </w:rPr>
+              <w:t>DECISION REQUIRED</w:t>
+            </w:r>
+          </w:p>
+        </w:tc>
+      </w:tr>
+      <w:tr>
+        <w:trPr>
+          <w:cantSplit/>
+        </w:trPr>
+        <w:tc>
+          <w:tcPr>
+            <w:tcW w:type="dxa" w:w="1944"/>
+            <w:shd w:val="clear" w:fill="F8FAFC"/>
+            <w:vAlign w:val="center"/>
+          </w:tcPr>
+          <w:p>
+            <w:pPr>
+              <w:keepLines/>
+              <w:spacing w:after="0"/>
+            </w:pPr>
+            <w:r/>
+            <w:r>
+              <w:rPr>
+                <w:rFonts w:ascii="Aptos" w:hAnsi="Aptos"/>
+                <w:b w:val="0"/>
+                <w:color w:val="1E293B"/>
+                <w:sz w:val="13"/>
+              </w:rPr>
+              <w:t>PostgreSQL</w:t>
+            </w:r>
+          </w:p>
+        </w:tc>
+        <w:tc>
+          <w:tcPr>
+            <w:tcW w:type="dxa" w:w="2088"/>
+            <w:shd w:val="clear" w:fill="F8FAFC"/>
+            <w:vAlign w:val="center"/>
+          </w:tcPr>
+          <w:p>
+            <w:pPr>
+              <w:keepLines/>
+              <w:spacing w:after="0"/>
+            </w:pPr>
+            <w:r/>
+            <w:r>
+              <w:rPr>
+                <w:rFonts w:ascii="Aptos" w:hAnsi="Aptos"/>
+                <w:b w:val="0"/>
+                <w:color w:val="1E293B"/>
+                <w:sz w:val="13"/>
+              </w:rPr>
+              <w:t>TBD pinned image digest</w:t>
+            </w:r>
+          </w:p>
+        </w:tc>
+        <w:tc>
+          <w:tcPr>
+            <w:tcW w:type="dxa" w:w="1944"/>
+            <w:shd w:val="clear" w:fill="F8FAFC"/>
+            <w:vAlign w:val="center"/>
+          </w:tcPr>
+          <w:p>
+            <w:pPr>
+              <w:keepLines/>
+              <w:spacing w:after="0"/>
+            </w:pPr>
+            <w:r/>
+            <w:r>
+              <w:rPr>
+                <w:rFonts w:ascii="Aptos" w:hAnsi="Aptos"/>
+                <w:b w:val="0"/>
+                <w:color w:val="1E293B"/>
+                <w:sz w:val="13"/>
+              </w:rPr>
+              <w:t>Platform deployment manifest</w:t>
+            </w:r>
+          </w:p>
+        </w:tc>
+        <w:tc>
+          <w:tcPr>
+            <w:tcW w:type="dxa" w:w="3168"/>
+            <w:shd w:val="clear" w:fill="F8FAFC"/>
+            <w:vAlign w:val="center"/>
+          </w:tcPr>
+          <w:p>
+            <w:pPr>
+              <w:keepLines/>
+              <w:spacing w:after="0"/>
+            </w:pPr>
+            <w:r/>
+            <w:r>
+              <w:rPr>
+                <w:rFonts w:ascii="Aptos" w:hAnsi="Aptos"/>
+                <w:b w:val="0"/>
+                <w:color w:val="1E293B"/>
+                <w:sz w:val="13"/>
+              </w:rPr>
+              <w:t>Migration, concurrency, backup/restore and failover procedure</w:t>
+            </w:r>
+          </w:p>
+        </w:tc>
+        <w:tc>
+          <w:tcPr>
+            <w:tcW w:type="dxa" w:w="1584"/>
+            <w:shd w:val="clear" w:fill="F8FAFC"/>
+            <w:vAlign w:val="center"/>
+          </w:tcPr>
+          <w:p>
+            <w:pPr>
+              <w:keepLines/>
+              <w:spacing w:after="0"/>
+            </w:pPr>
+            <w:r/>
+            <w:r>
+              <w:rPr>
+                <w:rFonts w:ascii="Aptos" w:hAnsi="Aptos"/>
+                <w:b w:val="0"/>
+                <w:color w:val="1E293B"/>
+                <w:sz w:val="13"/>
+              </w:rPr>
+              <w:t>DECISION REQUIRED</w:t>
+            </w:r>
+          </w:p>
+        </w:tc>
+      </w:tr>
+      <w:tr>
+        <w:trPr>
+          <w:cantSplit/>
+        </w:trPr>
+        <w:tc>
+          <w:tcPr>
+            <w:tcW w:type="dxa" w:w="1944"/>
+            <w:vAlign w:val="center"/>
+          </w:tcPr>
+          <w:p>
+            <w:pPr>
+              <w:keepLines/>
+              <w:spacing w:after="0"/>
+            </w:pPr>
+            <w:r/>
+            <w:r>
+              <w:rPr>
+                <w:rFonts w:ascii="Aptos" w:hAnsi="Aptos"/>
+                <w:b w:val="0"/>
+                <w:color w:val="1E293B"/>
+                <w:sz w:val="13"/>
+              </w:rPr>
+              <w:t>Redis</w:t>
+            </w:r>
+          </w:p>
+        </w:tc>
+        <w:tc>
+          <w:tcPr>
+            <w:tcW w:type="dxa" w:w="2088"/>
+            <w:vAlign w:val="center"/>
+          </w:tcPr>
+          <w:p>
+            <w:pPr>
+              <w:keepLines/>
+              <w:spacing w:after="0"/>
+            </w:pPr>
+            <w:r/>
+            <w:r>
+              <w:rPr>
+                <w:rFonts w:ascii="Aptos" w:hAnsi="Aptos"/>
+                <w:b w:val="0"/>
+                <w:color w:val="1E293B"/>
+                <w:sz w:val="13"/>
+              </w:rPr>
+              <w:t>TBD pinned image digest</w:t>
+            </w:r>
+          </w:p>
+        </w:tc>
+        <w:tc>
+          <w:tcPr>
+            <w:tcW w:type="dxa" w:w="1944"/>
+            <w:vAlign w:val="center"/>
+          </w:tcPr>
+          <w:p>
+            <w:pPr>
+              <w:keepLines/>
+              <w:spacing w:after="0"/>
+            </w:pPr>
+            <w:r/>
+            <w:r>
+              <w:rPr>
+                <w:rFonts w:ascii="Aptos" w:hAnsi="Aptos"/>
+                <w:b w:val="0"/>
+                <w:color w:val="1E293B"/>
+                <w:sz w:val="13"/>
+              </w:rPr>
+              <w:t>Platform deployment manifest</w:t>
+            </w:r>
+          </w:p>
+        </w:tc>
+        <w:tc>
+          <w:tcPr>
+            <w:tcW w:type="dxa" w:w="3168"/>
+            <w:vAlign w:val="center"/>
+          </w:tcPr>
+          <w:p>
+            <w:pPr>
+              <w:keepLines/>
+              <w:spacing w:after="0"/>
+            </w:pPr>
+            <w:r/>
+            <w:r>
+              <w:rPr>
+                <w:rFonts w:ascii="Aptos" w:hAnsi="Aptos"/>
+                <w:b w:val="0"/>
+                <w:color w:val="1E293B"/>
+                <w:sz w:val="13"/>
+              </w:rPr>
+              <w:t>Session TTL/revoke, cache fallback, replay and outage fail-closed tests</w:t>
             </w:r>
           </w:p>
         </w:tc>
@@ -16673,7 +20049,7 @@
                 <w:color w:val="1E293B"/>
                 <w:sz w:val="14"/>
               </w:rPr>
-              <w:t>Implement and prove the fixed PostgreSQL PREVIEW_AUTH_GRANT one-time-ticket → host-only preview-cookie contract, including cross-replica atomic consume, expiry, audience, session revoke, WebSocket handshake and upstream stripping.</w:t>
+              <w:t>Implement and prove the fixed PostgreSQL PREVIEW_AUTH_GRANT one-time short-lived JWT → host-only preview-cookie contract, including asymmetric kid rotation, cross-replica jti CAS, expiry, exact audience, session revoke, WebSocket handshake and upstream stripping.</w:t>
             </w:r>
           </w:p>
         </w:tc>
@@ -16696,7 +20072,7 @@
                 <w:color w:val="1E293B"/>
                 <w:sz w:val="14"/>
               </w:rPr>
-              <w:t>Route/auth/WebSocket/replay negative tests; Platform + Security. Data mechanism is fixed; this is implementation proof.</w:t>
+              <w:t>Route/auth/WebSocket/replay/rotation negative tests; Platform + Security. Data mechanism is fixed; this is implementation proof.</w:t>
             </w:r>
           </w:p>
         </w:tc>
@@ -16998,9 +20374,14 @@
       </w:pPr>
     </w:p>
     <w:p>
-      <w:r>
-        <w:br w:type="page"/>
-      </w:r>
+      <w:pPr>
+        <w:sectPr>
+          <w:pgSz w:w="12240" w:h="15840"/>
+          <w:pgMar w:top="893" w:right="979" w:bottom="893" w:left="979" w:header="720" w:footer="720" w:gutter="0"/>
+          <w:cols w:space="720"/>
+          <w:docGrid w:linePitch="360"/>
+        </w:sectPr>
+      </w:pPr>
     </w:p>
     <w:p>
       <w:pPr>
@@ -17019,9 +20400,11 @@
         <w:tblLook w:firstColumn="1" w:firstRow="1" w:lastColumn="0" w:lastRow="0" w:noHBand="0" w:noVBand="1" w:val="04A0"/>
       </w:tblPr>
       <w:tblGrid>
-        <w:gridCol w:w="3427"/>
-        <w:gridCol w:w="3427"/>
-        <w:gridCol w:w="3427"/>
+        <w:gridCol w:w="2851"/>
+        <w:gridCol w:w="2851"/>
+        <w:gridCol w:w="2851"/>
+        <w:gridCol w:w="2851"/>
+        <w:gridCol w:w="2851"/>
       </w:tblGrid>
       <w:tr>
         <w:trPr>
@@ -17029,7 +20412,7 @@
         </w:trPr>
         <w:tc>
           <w:tcPr>
-            <w:tcW w:type="dxa" w:w="3024"/>
+            <w:tcW w:type="dxa" w:w="1440"/>
             <w:shd w:val="clear" w:fill="DBEAFE"/>
             <w:vAlign w:val="center"/>
           </w:tcPr>
@@ -17044,15 +20427,15 @@
                 <w:rFonts w:ascii="Aptos" w:hAnsi="Aptos"/>
                 <w:b/>
                 <w:color w:val="1E3A8A"/>
-                <w:sz w:val="14"/>
-              </w:rPr>
-              <w:t>Product requirement</w:t>
-            </w:r>
-          </w:p>
-        </w:tc>
-        <w:tc>
-          <w:tcPr>
-            <w:tcW w:type="dxa" w:w="2880"/>
+                <w:sz w:val="11"/>
+              </w:rPr>
+              <w:t>Use Case</w:t>
+            </w:r>
+          </w:p>
+        </w:tc>
+        <w:tc>
+          <w:tcPr>
+            <w:tcW w:type="dxa" w:w="3168"/>
             <w:shd w:val="clear" w:fill="DBEAFE"/>
             <w:vAlign w:val="center"/>
           </w:tcPr>
@@ -17067,9 +20450,32 @@
                 <w:rFonts w:ascii="Aptos" w:hAnsi="Aptos"/>
                 <w:b/>
                 <w:color w:val="1E3A8A"/>
-                <w:sz w:val="14"/>
-              </w:rPr>
-              <w:t>Technical section</w:t>
+                <w:sz w:val="11"/>
+              </w:rPr>
+              <w:t>Stories / Acceptance</w:t>
+            </w:r>
+          </w:p>
+        </w:tc>
+        <w:tc>
+          <w:tcPr>
+            <w:tcW w:type="dxa" w:w="1728"/>
+            <w:shd w:val="clear" w:fill="DBEAFE"/>
+            <w:vAlign w:val="center"/>
+          </w:tcPr>
+          <w:p>
+            <w:pPr>
+              <w:keepLines/>
+              <w:spacing w:after="0"/>
+            </w:pPr>
+            <w:r/>
+            <w:r>
+              <w:rPr>
+                <w:rFonts w:ascii="Aptos" w:hAnsi="Aptos"/>
+                <w:b/>
+                <w:color w:val="1E3A8A"/>
+                <w:sz w:val="11"/>
+              </w:rPr>
+              <w:t>Business Rules</w:t>
             </w:r>
           </w:p>
         </w:tc>
@@ -17090,7 +20496,30 @@
                 <w:rFonts w:ascii="Aptos" w:hAnsi="Aptos"/>
                 <w:b/>
                 <w:color w:val="1E3A8A"/>
-                <w:sz w:val="14"/>
+                <w:sz w:val="11"/>
+              </w:rPr>
+              <w:t>Technical realization</w:t>
+            </w:r>
+          </w:p>
+        </w:tc>
+        <w:tc>
+          <w:tcPr>
+            <w:tcW w:type="dxa" w:w="3456"/>
+            <w:shd w:val="clear" w:fill="DBEAFE"/>
+            <w:vAlign w:val="center"/>
+          </w:tcPr>
+          <w:p>
+            <w:pPr>
+              <w:keepLines/>
+              <w:spacing w:after="0"/>
+            </w:pPr>
+            <w:r/>
+            <w:r>
+              <w:rPr>
+                <w:rFonts w:ascii="Aptos" w:hAnsi="Aptos"/>
+                <w:b/>
+                <w:color w:val="1E3A8A"/>
+                <w:sz w:val="11"/>
               </w:rPr>
               <w:t>Verification</w:t>
             </w:r>
@@ -17103,45 +20532,67 @@
         </w:trPr>
         <w:tc>
           <w:tcPr>
-            <w:tcW w:type="dxa" w:w="3024"/>
-            <w:vAlign w:val="center"/>
-          </w:tcPr>
-          <w:p>
-            <w:pPr>
-              <w:keepLines/>
-              <w:spacing w:after="0"/>
-            </w:pPr>
-            <w:r/>
-            <w:r>
-              <w:rPr>
-                <w:rFonts w:ascii="Aptos" w:hAnsi="Aptos"/>
-                <w:b w:val="0"/>
-                <w:color w:val="1E293B"/>
-                <w:sz w:val="14"/>
-              </w:rPr>
-              <w:t>UC-01 / F-01, F-14 / US-01, US-02, US-27 / AC-ID-01–03</w:t>
-            </w:r>
-          </w:p>
-        </w:tc>
-        <w:tc>
-          <w:tcPr>
-            <w:tcW w:type="dxa" w:w="2880"/>
-            <w:vAlign w:val="center"/>
-          </w:tcPr>
-          <w:p>
-            <w:pPr>
-              <w:keepLines/>
-              <w:spacing w:after="0"/>
-            </w:pPr>
-            <w:r/>
-            <w:r>
-              <w:rPr>
-                <w:rFonts w:ascii="Aptos" w:hAnsi="Aptos"/>
-                <w:b w:val="0"/>
-                <w:color w:val="1E293B"/>
-                <w:sz w:val="14"/>
-              </w:rPr>
-              <w:t>Sections 2–4 and 10</w:t>
+            <w:tcW w:type="dxa" w:w="1440"/>
+            <w:vAlign w:val="center"/>
+          </w:tcPr>
+          <w:p>
+            <w:pPr>
+              <w:keepLines/>
+              <w:spacing w:after="0"/>
+            </w:pPr>
+            <w:r/>
+            <w:r>
+              <w:rPr>
+                <w:rFonts w:ascii="Aptos" w:hAnsi="Aptos"/>
+                <w:b w:val="0"/>
+                <w:color w:val="1E293B"/>
+                <w:sz w:val="11"/>
+              </w:rPr>
+              <w:t>UC-01</w:t>
+            </w:r>
+          </w:p>
+        </w:tc>
+        <w:tc>
+          <w:tcPr>
+            <w:tcW w:type="dxa" w:w="3168"/>
+            <w:vAlign w:val="center"/>
+          </w:tcPr>
+          <w:p>
+            <w:pPr>
+              <w:keepLines/>
+              <w:spacing w:after="0"/>
+            </w:pPr>
+            <w:r/>
+            <w:r>
+              <w:rPr>
+                <w:rFonts w:ascii="Aptos" w:hAnsi="Aptos"/>
+                <w:b w:val="0"/>
+                <w:color w:val="1E293B"/>
+                <w:sz w:val="11"/>
+              </w:rPr>
+              <w:t>US-01, US-02, US-27 / AC-ID-01–03</w:t>
+            </w:r>
+          </w:p>
+        </w:tc>
+        <w:tc>
+          <w:tcPr>
+            <w:tcW w:type="dxa" w:w="1728"/>
+            <w:vAlign w:val="center"/>
+          </w:tcPr>
+          <w:p>
+            <w:pPr>
+              <w:keepLines/>
+              <w:spacing w:after="0"/>
+            </w:pPr>
+            <w:r/>
+            <w:r>
+              <w:rPr>
+                <w:rFonts w:ascii="Aptos" w:hAnsi="Aptos"/>
+                <w:b w:val="0"/>
+                <w:color w:val="1E293B"/>
+                <w:sz w:val="11"/>
+              </w:rPr>
+              <w:t>BR-01, BR-02, BR-17</w:t>
             </w:r>
           </w:p>
         </w:tc>
@@ -17161,9 +20612,31 @@
                 <w:rFonts w:ascii="Aptos" w:hAnsi="Aptos"/>
                 <w:b w:val="0"/>
                 <w:color w:val="1E293B"/>
-                <w:sz w:val="14"/>
-              </w:rPr>
-              <w:t>Sign-in, organization placement and cross-owner project-list tests.</w:t>
+                <w:sz w:val="11"/>
+              </w:rPr>
+              <w:t>NestJS identity guards, Prisma AUTH_USER/RBAC, Redis opaque session and current primary organization validation.</w:t>
+            </w:r>
+          </w:p>
+        </w:tc>
+        <w:tc>
+          <w:tcPr>
+            <w:tcW w:type="dxa" w:w="3456"/>
+            <w:vAlign w:val="center"/>
+          </w:tcPr>
+          <w:p>
+            <w:pPr>
+              <w:keepLines/>
+              <w:spacing w:after="0"/>
+            </w:pPr>
+            <w:r/>
+            <w:r>
+              <w:rPr>
+                <w:rFonts w:ascii="Aptos" w:hAnsi="Aptos"/>
+                <w:b w:val="0"/>
+                <w:color w:val="1E293B"/>
+                <w:sz w:val="11"/>
+              </w:rPr>
+              <w:t>Sign-in, CSRF/session revoke, organization placement and cross-owner project-list tests.</w:t>
             </w:r>
           </w:p>
         </w:tc>
@@ -17174,7 +20647,7 @@
         </w:trPr>
         <w:tc>
           <w:tcPr>
-            <w:tcW w:type="dxa" w:w="3024"/>
+            <w:tcW w:type="dxa" w:w="1440"/>
             <w:shd w:val="clear" w:fill="F8FAFC"/>
             <w:vAlign w:val="center"/>
           </w:tcPr>
@@ -17189,15 +20662,15 @@
                 <w:rFonts w:ascii="Aptos" w:hAnsi="Aptos"/>
                 <w:b w:val="0"/>
                 <w:color w:val="1E293B"/>
-                <w:sz w:val="14"/>
-              </w:rPr>
-              <w:t>UC-02 / F-02, F-03 / US-03–04 / AC-PRJ-01–02</w:t>
-            </w:r>
-          </w:p>
-        </w:tc>
-        <w:tc>
-          <w:tcPr>
-            <w:tcW w:type="dxa" w:w="2880"/>
+                <w:sz w:val="11"/>
+              </w:rPr>
+              <w:t>UC-02</w:t>
+            </w:r>
+          </w:p>
+        </w:tc>
+        <w:tc>
+          <w:tcPr>
+            <w:tcW w:type="dxa" w:w="3168"/>
             <w:shd w:val="clear" w:fill="F8FAFC"/>
             <w:vAlign w:val="center"/>
           </w:tcPr>
@@ -17212,9 +20685,32 @@
                 <w:rFonts w:ascii="Aptos" w:hAnsi="Aptos"/>
                 <w:b w:val="0"/>
                 <w:color w:val="1E293B"/>
-                <w:sz w:val="14"/>
-              </w:rPr>
-              <w:t>Sections 3–5 and 8</w:t>
+                <w:sz w:val="11"/>
+              </w:rPr>
+              <w:t>US-03–04 / AC-PRJ-01–02</w:t>
+            </w:r>
+          </w:p>
+        </w:tc>
+        <w:tc>
+          <w:tcPr>
+            <w:tcW w:type="dxa" w:w="1728"/>
+            <w:shd w:val="clear" w:fill="F8FAFC"/>
+            <w:vAlign w:val="center"/>
+          </w:tcPr>
+          <w:p>
+            <w:pPr>
+              <w:keepLines/>
+              <w:spacing w:after="0"/>
+            </w:pPr>
+            <w:r/>
+            <w:r>
+              <w:rPr>
+                <w:rFonts w:ascii="Aptos" w:hAnsi="Aptos"/>
+                <w:b w:val="0"/>
+                <w:color w:val="1E293B"/>
+                <w:sz w:val="11"/>
+              </w:rPr>
+              <w:t>BR-01, BR-03, BR-13, BR-17</w:t>
             </w:r>
           </w:p>
         </w:tc>
@@ -17235,7 +20731,30 @@
                 <w:rFonts w:ascii="Aptos" w:hAnsi="Aptos"/>
                 <w:b w:val="0"/>
                 <w:color w:val="1E293B"/>
-                <w:sz w:val="14"/>
+                <w:sz w:val="11"/>
+              </w:rPr>
+              <w:t>Prisma command transaction initializes Project, Version 1 and workspace branch with command dedup + row CAS.</w:t>
+            </w:r>
+          </w:p>
+        </w:tc>
+        <w:tc>
+          <w:tcPr>
+            <w:tcW w:type="dxa" w:w="3456"/>
+            <w:shd w:val="clear" w:fill="F8FAFC"/>
+            <w:vAlign w:val="center"/>
+          </w:tcPr>
+          <w:p>
+            <w:pPr>
+              <w:keepLines/>
+              <w:spacing w:after="0"/>
+            </w:pPr>
+            <w:r/>
+            <w:r>
+              <w:rPr>
+                <w:rFonts w:ascii="Aptos" w:hAnsi="Aptos"/>
+                <w:b w:val="0"/>
+                <w:color w:val="1E293B"/>
+                <w:sz w:val="11"/>
               </w:rPr>
               <w:t>Idempotent project creation, initialization and owner-scoped open tests.</w:t>
             </w:r>
@@ -17248,45 +20767,67 @@
         </w:trPr>
         <w:tc>
           <w:tcPr>
-            <w:tcW w:type="dxa" w:w="3024"/>
-            <w:vAlign w:val="center"/>
-          </w:tcPr>
-          <w:p>
-            <w:pPr>
-              <w:keepLines/>
-              <w:spacing w:after="0"/>
-            </w:pPr>
-            <w:r/>
-            <w:r>
-              <w:rPr>
-                <w:rFonts w:ascii="Aptos" w:hAnsi="Aptos"/>
-                <w:b w:val="0"/>
-                <w:color w:val="1E293B"/>
-                <w:sz w:val="14"/>
-              </w:rPr>
-              <w:t>UC-03 / F-04, F-13 / US-05–08, US-24–26 / AC-CHAT-01–06, AC-UX-02</w:t>
-            </w:r>
-          </w:p>
-        </w:tc>
-        <w:tc>
-          <w:tcPr>
-            <w:tcW w:type="dxa" w:w="2880"/>
-            <w:vAlign w:val="center"/>
-          </w:tcPr>
-          <w:p>
-            <w:pPr>
-              <w:keepLines/>
-              <w:spacing w:after="0"/>
-            </w:pPr>
-            <w:r/>
-            <w:r>
-              <w:rPr>
-                <w:rFonts w:ascii="Aptos" w:hAnsi="Aptos"/>
-                <w:b w:val="0"/>
-                <w:color w:val="1E293B"/>
-                <w:sz w:val="14"/>
-              </w:rPr>
-              <w:t>Sections 5, 8, 12, 13 and 15</w:t>
+            <w:tcW w:type="dxa" w:w="1440"/>
+            <w:vAlign w:val="center"/>
+          </w:tcPr>
+          <w:p>
+            <w:pPr>
+              <w:keepLines/>
+              <w:spacing w:after="0"/>
+            </w:pPr>
+            <w:r/>
+            <w:r>
+              <w:rPr>
+                <w:rFonts w:ascii="Aptos" w:hAnsi="Aptos"/>
+                <w:b w:val="0"/>
+                <w:color w:val="1E293B"/>
+                <w:sz w:val="11"/>
+              </w:rPr>
+              <w:t>UC-03</w:t>
+            </w:r>
+          </w:p>
+        </w:tc>
+        <w:tc>
+          <w:tcPr>
+            <w:tcW w:type="dxa" w:w="3168"/>
+            <w:vAlign w:val="center"/>
+          </w:tcPr>
+          <w:p>
+            <w:pPr>
+              <w:keepLines/>
+              <w:spacing w:after="0"/>
+            </w:pPr>
+            <w:r/>
+            <w:r>
+              <w:rPr>
+                <w:rFonts w:ascii="Aptos" w:hAnsi="Aptos"/>
+                <w:b w:val="0"/>
+                <w:color w:val="1E293B"/>
+                <w:sz w:val="11"/>
+              </w:rPr>
+              <w:t>US-05–08, US-24–26 / AC-CHAT-01–06, AC-UX-02</w:t>
+            </w:r>
+          </w:p>
+        </w:tc>
+        <w:tc>
+          <w:tcPr>
+            <w:tcW w:type="dxa" w:w="1728"/>
+            <w:vAlign w:val="center"/>
+          </w:tcPr>
+          <w:p>
+            <w:pPr>
+              <w:keepLines/>
+              <w:spacing w:after="0"/>
+            </w:pPr>
+            <w:r/>
+            <w:r>
+              <w:rPr>
+                <w:rFonts w:ascii="Aptos" w:hAnsi="Aptos"/>
+                <w:b w:val="0"/>
+                <w:color w:val="1E293B"/>
+                <w:sz w:val="11"/>
+              </w:rPr>
+              <w:t>BR-01, BR-04, BR-05, BR-06, BR-13, BR-17</w:t>
             </w:r>
           </w:p>
         </w:tc>
@@ -17306,7 +20847,29 @@
                 <w:rFonts w:ascii="Aptos" w:hAnsi="Aptos"/>
                 <w:b w:val="0"/>
                 <w:color w:val="1E293B"/>
-                <w:sz w:val="14"/>
+                <w:sz w:val="11"/>
+              </w:rPr>
+              <w:t>NestJS persists chat/run; adapter launches UID-bound Agent Job and resumes the same durable run after refresh.</w:t>
+            </w:r>
+          </w:p>
+        </w:tc>
+        <w:tc>
+          <w:tcPr>
+            <w:tcW w:type="dxa" w:w="3456"/>
+            <w:vAlign w:val="center"/>
+          </w:tcPr>
+          <w:p>
+            <w:pPr>
+              <w:keepLines/>
+              <w:spacing w:after="0"/>
+            </w:pPr>
+            <w:r/>
+            <w:r>
+              <w:rPr>
+                <w:rFonts w:ascii="Aptos" w:hAnsi="Aptos"/>
+                <w:b w:val="0"/>
+                <w:color w:val="1E293B"/>
+                <w:sz w:val="11"/>
               </w:rPr>
               <w:t>Prompt guidance, streaming/reconnect and SPK-07 UID-bound recovery tests.</w:t>
             </w:r>
@@ -17319,7 +20882,7 @@
         </w:trPr>
         <w:tc>
           <w:tcPr>
-            <w:tcW w:type="dxa" w:w="3024"/>
+            <w:tcW w:type="dxa" w:w="1440"/>
             <w:shd w:val="clear" w:fill="F8FAFC"/>
             <w:vAlign w:val="center"/>
           </w:tcPr>
@@ -17334,15 +20897,15 @@
                 <w:rFonts w:ascii="Aptos" w:hAnsi="Aptos"/>
                 <w:b w:val="0"/>
                 <w:color w:val="1E293B"/>
-                <w:sz w:val="14"/>
-              </w:rPr>
-              <w:t>UC-04 / F-05–06 / US-09–11 / AC-CHG-01–03</w:t>
-            </w:r>
-          </w:p>
-        </w:tc>
-        <w:tc>
-          <w:tcPr>
-            <w:tcW w:type="dxa" w:w="2880"/>
+                <w:sz w:val="11"/>
+              </w:rPr>
+              <w:t>UC-04</w:t>
+            </w:r>
+          </w:p>
+        </w:tc>
+        <w:tc>
+          <w:tcPr>
+            <w:tcW w:type="dxa" w:w="3168"/>
             <w:shd w:val="clear" w:fill="F8FAFC"/>
             <w:vAlign w:val="center"/>
           </w:tcPr>
@@ -17357,9 +20920,32 @@
                 <w:rFonts w:ascii="Aptos" w:hAnsi="Aptos"/>
                 <w:b w:val="0"/>
                 <w:color w:val="1E293B"/>
-                <w:sz w:val="14"/>
-              </w:rPr>
-              <w:t>Sections 5, 8, 12 and 13</w:t>
+                <w:sz w:val="11"/>
+              </w:rPr>
+              <w:t>US-09–11 / AC-CHG-01–03</w:t>
+            </w:r>
+          </w:p>
+        </w:tc>
+        <w:tc>
+          <w:tcPr>
+            <w:tcW w:type="dxa" w:w="1728"/>
+            <w:shd w:val="clear" w:fill="F8FAFC"/>
+            <w:vAlign w:val="center"/>
+          </w:tcPr>
+          <w:p>
+            <w:pPr>
+              <w:keepLines/>
+              <w:spacing w:after="0"/>
+            </w:pPr>
+            <w:r/>
+            <w:r>
+              <w:rPr>
+                <w:rFonts w:ascii="Aptos" w:hAnsi="Aptos"/>
+                <w:b w:val="0"/>
+                <w:color w:val="1E293B"/>
+                <w:sz w:val="11"/>
+              </w:rPr>
+              <w:t>BR-01, BR-04, BR-07, BR-09, BR-13, BR-17</w:t>
             </w:r>
           </w:p>
         </w:tc>
@@ -17380,7 +20966,30 @@
                 <w:rFonts w:ascii="Aptos" w:hAnsi="Aptos"/>
                 <w:b w:val="0"/>
                 <w:color w:val="1E293B"/>
-                <w:sz w:val="14"/>
+                <w:sz w:val="11"/>
+              </w:rPr>
+              <w:t>Proposal/outcome rows and mutation lease enforce explicit decision and destructive-change approval.</w:t>
+            </w:r>
+          </w:p>
+        </w:tc>
+        <w:tc>
+          <w:tcPr>
+            <w:tcW w:type="dxa" w:w="3456"/>
+            <w:shd w:val="clear" w:fill="F8FAFC"/>
+            <w:vAlign w:val="center"/>
+          </w:tcPr>
+          <w:p>
+            <w:pPr>
+              <w:keepLines/>
+              <w:spacing w:after="0"/>
+            </w:pPr>
+            <w:r/>
+            <w:r>
+              <w:rPr>
+                <w:rFonts w:ascii="Aptos" w:hAnsi="Aptos"/>
+                <w:b w:val="0"/>
+                <w:color w:val="1E293B"/>
+                <w:sz w:val="11"/>
               </w:rPr>
               <w:t>Diff/preview, accept/reject/iterate and destructive-approval tests.</w:t>
             </w:r>
@@ -17393,45 +21002,67 @@
         </w:trPr>
         <w:tc>
           <w:tcPr>
-            <w:tcW w:type="dxa" w:w="3024"/>
-            <w:vAlign w:val="center"/>
-          </w:tcPr>
-          <w:p>
-            <w:pPr>
-              <w:keepLines/>
-              <w:spacing w:after="0"/>
-            </w:pPr>
-            <w:r/>
-            <w:r>
-              <w:rPr>
-                <w:rFonts w:ascii="Aptos" w:hAnsi="Aptos"/>
-                <w:b w:val="0"/>
-                <w:color w:val="1E293B"/>
-                <w:sz w:val="14"/>
-              </w:rPr>
-              <w:t>UC-05 / F-08–09, F-12 / US-12–14, US-20 / AC-PRV-01–03, AC-SEC-01</w:t>
-            </w:r>
-          </w:p>
-        </w:tc>
-        <w:tc>
-          <w:tcPr>
-            <w:tcW w:type="dxa" w:w="2880"/>
-            <w:vAlign w:val="center"/>
-          </w:tcPr>
-          <w:p>
-            <w:pPr>
-              <w:keepLines/>
-              <w:spacing w:after="0"/>
-            </w:pPr>
-            <w:r/>
-            <w:r>
-              <w:rPr>
-                <w:rFonts w:ascii="Aptos" w:hAnsi="Aptos"/>
-                <w:b w:val="0"/>
-                <w:color w:val="1E293B"/>
-                <w:sz w:val="14"/>
-              </w:rPr>
-              <w:t>Sections 5–7 and 10</w:t>
+            <w:tcW w:type="dxa" w:w="1440"/>
+            <w:vAlign w:val="center"/>
+          </w:tcPr>
+          <w:p>
+            <w:pPr>
+              <w:keepLines/>
+              <w:spacing w:after="0"/>
+            </w:pPr>
+            <w:r/>
+            <w:r>
+              <w:rPr>
+                <w:rFonts w:ascii="Aptos" w:hAnsi="Aptos"/>
+                <w:b w:val="0"/>
+                <w:color w:val="1E293B"/>
+                <w:sz w:val="11"/>
+              </w:rPr>
+              <w:t>UC-05</w:t>
+            </w:r>
+          </w:p>
+        </w:tc>
+        <w:tc>
+          <w:tcPr>
+            <w:tcW w:type="dxa" w:w="3168"/>
+            <w:vAlign w:val="center"/>
+          </w:tcPr>
+          <w:p>
+            <w:pPr>
+              <w:keepLines/>
+              <w:spacing w:after="0"/>
+            </w:pPr>
+            <w:r/>
+            <w:r>
+              <w:rPr>
+                <w:rFonts w:ascii="Aptos" w:hAnsi="Aptos"/>
+                <w:b w:val="0"/>
+                <w:color w:val="1E293B"/>
+                <w:sz w:val="11"/>
+              </w:rPr>
+              <w:t>US-12–14, US-20 / AC-PRV-01–03, AC-SEC-01</w:t>
+            </w:r>
+          </w:p>
+        </w:tc>
+        <w:tc>
+          <w:tcPr>
+            <w:tcW w:type="dxa" w:w="1728"/>
+            <w:vAlign w:val="center"/>
+          </w:tcPr>
+          <w:p>
+            <w:pPr>
+              <w:keepLines/>
+              <w:spacing w:after="0"/>
+            </w:pPr>
+            <w:r/>
+            <w:r>
+              <w:rPr>
+                <w:rFonts w:ascii="Aptos" w:hAnsi="Aptos"/>
+                <w:b w:val="0"/>
+                <w:color w:val="1E293B"/>
+                <w:sz w:val="11"/>
+              </w:rPr>
+              <w:t>BR-01, BR-04, BR-08, BR-09, BR-13, BR-17</w:t>
             </w:r>
           </w:p>
         </w:tc>
@@ -17451,9 +21082,31 @@
                 <w:rFonts w:ascii="Aptos" w:hAnsi="Aptos"/>
                 <w:b w:val="0"/>
                 <w:color w:val="1E293B"/>
-                <w:sz w:val="14"/>
-              </w:rPr>
-              <w:t>Authenticated owner-only HMR, Uvicorn reload and classifier tests.</w:t>
+                <w:sz w:val="11"/>
+              </w:rPr>
+              <w:t>Short-lived audience-bound JWT exchange, PostgreSQL jti CAS, host-only preview cookie, gateway stripping and generation binding.</w:t>
+            </w:r>
+          </w:p>
+        </w:tc>
+        <w:tc>
+          <w:tcPr>
+            <w:tcW w:type="dxa" w:w="3456"/>
+            <w:vAlign w:val="center"/>
+          </w:tcPr>
+          <w:p>
+            <w:pPr>
+              <w:keepLines/>
+              <w:spacing w:after="0"/>
+            </w:pPr>
+            <w:r/>
+            <w:r>
+              <w:rPr>
+                <w:rFonts w:ascii="Aptos" w:hAnsi="Aptos"/>
+                <w:b w:val="0"/>
+                <w:color w:val="1E293B"/>
+                <w:sz w:val="11"/>
+              </w:rPr>
+              <w:t>Owner-only HTTP/WSS, cross-replica replay, revoke, HMR/Uvicorn and classifier tests.</w:t>
             </w:r>
           </w:p>
         </w:tc>
@@ -17464,7 +21117,7 @@
         </w:trPr>
         <w:tc>
           <w:tcPr>
-            <w:tcW w:type="dxa" w:w="3024"/>
+            <w:tcW w:type="dxa" w:w="1440"/>
             <w:shd w:val="clear" w:fill="F8FAFC"/>
             <w:vAlign w:val="center"/>
           </w:tcPr>
@@ -17479,15 +21132,15 @@
                 <w:rFonts w:ascii="Aptos" w:hAnsi="Aptos"/>
                 <w:b w:val="0"/>
                 <w:color w:val="1E293B"/>
-                <w:sz w:val="14"/>
-              </w:rPr>
-              <w:t>UC-06 / F-07 / US-15–16, US-28 / AC-VER-01–04</w:t>
-            </w:r>
-          </w:p>
-        </w:tc>
-        <w:tc>
-          <w:tcPr>
-            <w:tcW w:type="dxa" w:w="2880"/>
+                <w:sz w:val="11"/>
+              </w:rPr>
+              <w:t>UC-06</w:t>
+            </w:r>
+          </w:p>
+        </w:tc>
+        <w:tc>
+          <w:tcPr>
+            <w:tcW w:type="dxa" w:w="3168"/>
             <w:shd w:val="clear" w:fill="F8FAFC"/>
             <w:vAlign w:val="center"/>
           </w:tcPr>
@@ -17502,9 +21155,32 @@
                 <w:rFonts w:ascii="Aptos" w:hAnsi="Aptos"/>
                 <w:b w:val="0"/>
                 <w:color w:val="1E293B"/>
-                <w:sz w:val="14"/>
-              </w:rPr>
-              <w:t>Sections 9, 13 and 15</w:t>
+                <w:sz w:val="11"/>
+              </w:rPr>
+              <w:t>US-15–16, US-28 / AC-VER-01–04</w:t>
+            </w:r>
+          </w:p>
+        </w:tc>
+        <w:tc>
+          <w:tcPr>
+            <w:tcW w:type="dxa" w:w="1728"/>
+            <w:shd w:val="clear" w:fill="F8FAFC"/>
+            <w:vAlign w:val="center"/>
+          </w:tcPr>
+          <w:p>
+            <w:pPr>
+              <w:keepLines/>
+              <w:spacing w:after="0"/>
+            </w:pPr>
+            <w:r/>
+            <w:r>
+              <w:rPr>
+                <w:rFonts w:ascii="Aptos" w:hAnsi="Aptos"/>
+                <w:b w:val="0"/>
+                <w:color w:val="1E293B"/>
+                <w:sz w:val="11"/>
+              </w:rPr>
+              <w:t>BR-01, BR-04, BR-10, BR-11, BR-12, BR-13, BR-17</w:t>
             </w:r>
           </w:p>
         </w:tc>
@@ -17525,7 +21201,30 @@
                 <w:rFonts w:ascii="Aptos" w:hAnsi="Aptos"/>
                 <w:b w:val="0"/>
                 <w:color w:val="1E293B"/>
-                <w:sz w:val="14"/>
+                <w:sz w:val="11"/>
+              </w:rPr>
+              <w:t>Snapshot service and restore journal stage, verify and atomically CAS whole-app generation pointers.</w:t>
+            </w:r>
+          </w:p>
+        </w:tc>
+        <w:tc>
+          <w:tcPr>
+            <w:tcW w:type="dxa" w:w="3456"/>
+            <w:shd w:val="clear" w:fill="F8FAFC"/>
+            <w:vAlign w:val="center"/>
+          </w:tcPr>
+          <w:p>
+            <w:pPr>
+              <w:keepLines/>
+              <w:spacing w:after="0"/>
+            </w:pPr>
+            <w:r/>
+            <w:r>
+              <w:rPr>
+                <w:rFonts w:ascii="Aptos" w:hAnsi="Aptos"/>
+                <w:b w:val="0"/>
+                <w:color w:val="1E293B"/>
+                <w:sz w:val="11"/>
               </w:rPr>
               <w:t>Version 1, autosave, idempotent Save and journaled history-preserving Restore tests.</w:t>
             </w:r>
@@ -17538,45 +21237,67 @@
         </w:trPr>
         <w:tc>
           <w:tcPr>
-            <w:tcW w:type="dxa" w:w="3024"/>
-            <w:vAlign w:val="center"/>
-          </w:tcPr>
-          <w:p>
-            <w:pPr>
-              <w:keepLines/>
-              <w:spacing w:after="0"/>
-            </w:pPr>
-            <w:r/>
-            <w:r>
-              <w:rPr>
-                <w:rFonts w:ascii="Aptos" w:hAnsi="Aptos"/>
-                <w:b w:val="0"/>
-                <w:color w:val="1E293B"/>
-                <w:sz w:val="14"/>
-              </w:rPr>
-              <w:t>UC-07 / F-10 / US-17–19 / AC-LFC-01–02, AC-CAP-01</w:t>
-            </w:r>
-          </w:p>
-        </w:tc>
-        <w:tc>
-          <w:tcPr>
-            <w:tcW w:type="dxa" w:w="2880"/>
-            <w:vAlign w:val="center"/>
-          </w:tcPr>
-          <w:p>
-            <w:pPr>
-              <w:keepLines/>
-              <w:spacing w:after="0"/>
-            </w:pPr>
-            <w:r/>
-            <w:r>
-              <w:rPr>
-                <w:rFonts w:ascii="Aptos" w:hAnsi="Aptos"/>
-                <w:b w:val="0"/>
-                <w:color w:val="1E293B"/>
-                <w:sz w:val="14"/>
-              </w:rPr>
-              <w:t>Sections 4, 8 and 11</w:t>
+            <w:tcW w:type="dxa" w:w="1440"/>
+            <w:vAlign w:val="center"/>
+          </w:tcPr>
+          <w:p>
+            <w:pPr>
+              <w:keepLines/>
+              <w:spacing w:after="0"/>
+            </w:pPr>
+            <w:r/>
+            <w:r>
+              <w:rPr>
+                <w:rFonts w:ascii="Aptos" w:hAnsi="Aptos"/>
+                <w:b w:val="0"/>
+                <w:color w:val="1E293B"/>
+                <w:sz w:val="11"/>
+              </w:rPr>
+              <w:t>UC-07</w:t>
+            </w:r>
+          </w:p>
+        </w:tc>
+        <w:tc>
+          <w:tcPr>
+            <w:tcW w:type="dxa" w:w="3168"/>
+            <w:vAlign w:val="center"/>
+          </w:tcPr>
+          <w:p>
+            <w:pPr>
+              <w:keepLines/>
+              <w:spacing w:after="0"/>
+            </w:pPr>
+            <w:r/>
+            <w:r>
+              <w:rPr>
+                <w:rFonts w:ascii="Aptos" w:hAnsi="Aptos"/>
+                <w:b w:val="0"/>
+                <w:color w:val="1E293B"/>
+                <w:sz w:val="11"/>
+              </w:rPr>
+              <w:t>US-17–19 / AC-LFC-01–02, AC-CAP-01</w:t>
+            </w:r>
+          </w:p>
+        </w:tc>
+        <w:tc>
+          <w:tcPr>
+            <w:tcW w:type="dxa" w:w="1728"/>
+            <w:vAlign w:val="center"/>
+          </w:tcPr>
+          <w:p>
+            <w:pPr>
+              <w:keepLines/>
+              <w:spacing w:after="0"/>
+            </w:pPr>
+            <w:r/>
+            <w:r>
+              <w:rPr>
+                <w:rFonts w:ascii="Aptos" w:hAnsi="Aptos"/>
+                <w:b w:val="0"/>
+                <w:color w:val="1E293B"/>
+                <w:sz w:val="11"/>
+              </w:rPr>
+              <w:t>BR-01, BR-04, BR-13, BR-14, BR-15, BR-17</w:t>
             </w:r>
           </w:p>
         </w:tc>
@@ -17596,7 +21317,29 @@
                 <w:rFonts w:ascii="Aptos" w:hAnsi="Aptos"/>
                 <w:b w:val="0"/>
                 <w:color w:val="1E293B"/>
-                <w:sz w:val="14"/>
+                <w:sz w:val="11"/>
+              </w:rPr>
+              <w:t>State owners, controller reconciliation and durable CAPACITY_POOL/RESOURCE_LEASE row locks.</w:t>
+            </w:r>
+          </w:p>
+        </w:tc>
+        <w:tc>
+          <w:tcPr>
+            <w:tcW w:type="dxa" w:w="3456"/>
+            <w:vAlign w:val="center"/>
+          </w:tcPr>
+          <w:p>
+            <w:pPr>
+              <w:keepLines/>
+              <w:spacing w:after="0"/>
+            </w:pPr>
+            <w:r/>
+            <w:r>
+              <w:rPr>
+                <w:rFonts w:ascii="Aptos" w:hAnsi="Aptos"/>
+                <w:b w:val="0"/>
+                <w:color w:val="1E293B"/>
+                <w:sz w:val="11"/>
               </w:rPr>
               <w:t>Stop/scale-to-zero/resume plus global admission and bounded queue tests.</w:t>
             </w:r>
@@ -17609,7 +21352,7 @@
         </w:trPr>
         <w:tc>
           <w:tcPr>
-            <w:tcW w:type="dxa" w:w="3024"/>
+            <w:tcW w:type="dxa" w:w="1440"/>
             <w:shd w:val="clear" w:fill="F8FAFC"/>
             <w:vAlign w:val="center"/>
           </w:tcPr>
@@ -17624,15 +21367,15 @@
                 <w:rFonts w:ascii="Aptos" w:hAnsi="Aptos"/>
                 <w:b w:val="0"/>
                 <w:color w:val="1E293B"/>
-                <w:sz w:val="14"/>
-              </w:rPr>
-              <w:t>UC-08 / F-11, F-13 / US-21, US-23, US-26 / AC-OPS-01, AC-UX-01, AC-CHAT-06</w:t>
-            </w:r>
-          </w:p>
-        </w:tc>
-        <w:tc>
-          <w:tcPr>
-            <w:tcW w:type="dxa" w:w="2880"/>
+                <w:sz w:val="11"/>
+              </w:rPr>
+              <w:t>UC-08</w:t>
+            </w:r>
+          </w:p>
+        </w:tc>
+        <w:tc>
+          <w:tcPr>
+            <w:tcW w:type="dxa" w:w="3168"/>
             <w:shd w:val="clear" w:fill="F8FAFC"/>
             <w:vAlign w:val="center"/>
           </w:tcPr>
@@ -17647,9 +21390,32 @@
                 <w:rFonts w:ascii="Aptos" w:hAnsi="Aptos"/>
                 <w:b w:val="0"/>
                 <w:color w:val="1E293B"/>
-                <w:sz w:val="14"/>
-              </w:rPr>
-              <w:t>Sections 8–10, 12–13 and 15</w:t>
+                <w:sz w:val="11"/>
+              </w:rPr>
+              <w:t>US-21, US-23, US-26 / AC-OPS-01, AC-UX-01, AC-CHAT-06</w:t>
+            </w:r>
+          </w:p>
+        </w:tc>
+        <w:tc>
+          <w:tcPr>
+            <w:tcW w:type="dxa" w:w="1728"/>
+            <w:shd w:val="clear" w:fill="F8FAFC"/>
+            <w:vAlign w:val="center"/>
+          </w:tcPr>
+          <w:p>
+            <w:pPr>
+              <w:keepLines/>
+              <w:spacing w:after="0"/>
+            </w:pPr>
+            <w:r/>
+            <w:r>
+              <w:rPr>
+                <w:rFonts w:ascii="Aptos" w:hAnsi="Aptos"/>
+                <w:b w:val="0"/>
+                <w:color w:val="1E293B"/>
+                <w:sz w:val="11"/>
+              </w:rPr>
+              <w:t>BR-01, BR-04, BR-06, BR-12, BR-13, BR-16, BR-17</w:t>
             </w:r>
           </w:p>
         </w:tc>
@@ -17670,7 +21436,30 @@
                 <w:rFonts w:ascii="Aptos" w:hAnsi="Aptos"/>
                 <w:b w:val="0"/>
                 <w:color w:val="1E293B"/>
-                <w:sz w:val="14"/>
+                <w:sz w:val="11"/>
+              </w:rPr>
+              <w:t>Evidence-backed observed state, typed error/audit rows and allowlisted recovery commands.</w:t>
+            </w:r>
+          </w:p>
+        </w:tc>
+        <w:tc>
+          <w:tcPr>
+            <w:tcW w:type="dxa" w:w="3456"/>
+            <w:shd w:val="clear" w:fill="F8FAFC"/>
+            <w:vAlign w:val="center"/>
+          </w:tcPr>
+          <w:p>
+            <w:pPr>
+              <w:keepLines/>
+              <w:spacing w:after="0"/>
+            </w:pPr>
+            <w:r/>
+            <w:r>
+              <w:rPr>
+                <w:rFonts w:ascii="Aptos" w:hAnsi="Aptos"/>
+                <w:b w:val="0"/>
+                <w:color w:val="1E293B"/>
+                <w:sz w:val="11"/>
               </w:rPr>
               <w:t>Failure recovery, exact prior-attempt proof, audit and actionable status tests.</w:t>
             </w:r>
@@ -17683,45 +21472,67 @@
         </w:trPr>
         <w:tc>
           <w:tcPr>
-            <w:tcW w:type="dxa" w:w="3024"/>
-            <w:vAlign w:val="center"/>
-          </w:tcPr>
-          <w:p>
-            <w:pPr>
-              <w:keepLines/>
-              <w:spacing w:after="0"/>
-            </w:pPr>
-            <w:r/>
-            <w:r>
-              <w:rPr>
-                <w:rFonts w:ascii="Aptos" w:hAnsi="Aptos"/>
-                <w:b w:val="0"/>
-                <w:color w:val="1E293B"/>
-                <w:sz w:val="14"/>
-              </w:rPr>
-              <w:t>UC-09 / F-11 / US-21–22 / AC-OPS-01–02</w:t>
-            </w:r>
-          </w:p>
-        </w:tc>
-        <w:tc>
-          <w:tcPr>
-            <w:tcW w:type="dxa" w:w="2880"/>
-            <w:vAlign w:val="center"/>
-          </w:tcPr>
-          <w:p>
-            <w:pPr>
-              <w:keepLines/>
-              <w:spacing w:after="0"/>
-            </w:pPr>
-            <w:r/>
-            <w:r>
-              <w:rPr>
-                <w:rFonts w:ascii="Aptos" w:hAnsi="Aptos"/>
-                <w:b w:val="0"/>
-                <w:color w:val="1E293B"/>
-                <w:sz w:val="14"/>
-              </w:rPr>
-              <w:t>Sections 2, 3, 10 and 12</w:t>
+            <w:tcW w:type="dxa" w:w="1440"/>
+            <w:vAlign w:val="center"/>
+          </w:tcPr>
+          <w:p>
+            <w:pPr>
+              <w:keepLines/>
+              <w:spacing w:after="0"/>
+            </w:pPr>
+            <w:r/>
+            <w:r>
+              <w:rPr>
+                <w:rFonts w:ascii="Aptos" w:hAnsi="Aptos"/>
+                <w:b w:val="0"/>
+                <w:color w:val="1E293B"/>
+                <w:sz w:val="11"/>
+              </w:rPr>
+              <w:t>UC-09</w:t>
+            </w:r>
+          </w:p>
+        </w:tc>
+        <w:tc>
+          <w:tcPr>
+            <w:tcW w:type="dxa" w:w="3168"/>
+            <w:vAlign w:val="center"/>
+          </w:tcPr>
+          <w:p>
+            <w:pPr>
+              <w:keepLines/>
+              <w:spacing w:after="0"/>
+            </w:pPr>
+            <w:r/>
+            <w:r>
+              <w:rPr>
+                <w:rFonts w:ascii="Aptos" w:hAnsi="Aptos"/>
+                <w:b w:val="0"/>
+                <w:color w:val="1E293B"/>
+                <w:sz w:val="11"/>
+              </w:rPr>
+              <w:t>US-21–22 / AC-OPS-01–02</w:t>
+            </w:r>
+          </w:p>
+        </w:tc>
+        <w:tc>
+          <w:tcPr>
+            <w:tcW w:type="dxa" w:w="1728"/>
+            <w:vAlign w:val="center"/>
+          </w:tcPr>
+          <w:p>
+            <w:pPr>
+              <w:keepLines/>
+              <w:spacing w:after="0"/>
+            </w:pPr>
+            <w:r/>
+            <w:r>
+              <w:rPr>
+                <w:rFonts w:ascii="Aptos" w:hAnsi="Aptos"/>
+                <w:b w:val="0"/>
+                <w:color w:val="1E293B"/>
+                <w:sz w:val="11"/>
+              </w:rPr>
+              <w:t>BR-01, BR-13, BR-16, BR-17</w:t>
             </w:r>
           </w:p>
         </w:tc>
@@ -17741,83 +21552,31 @@
                 <w:rFonts w:ascii="Aptos" w:hAnsi="Aptos"/>
                 <w:b w:val="0"/>
                 <w:color w:val="1E293B"/>
-                <w:sz w:val="14"/>
-              </w:rPr>
-              <w:t>Restricted admin, typed config and attributable allowlisted command tests.</w:t>
-            </w:r>
-          </w:p>
-        </w:tc>
-      </w:tr>
-      <w:tr>
-        <w:trPr>
-          <w:cantSplit/>
-        </w:trPr>
-        <w:tc>
-          <w:tcPr>
-            <w:tcW w:type="dxa" w:w="3024"/>
-            <w:shd w:val="clear" w:fill="F8FAFC"/>
-            <w:vAlign w:val="center"/>
-          </w:tcPr>
-          <w:p>
-            <w:pPr>
-              <w:keepLines/>
-              <w:spacing w:after="0"/>
-            </w:pPr>
-            <w:r/>
-            <w:r>
-              <w:rPr>
-                <w:rFonts w:ascii="Aptos" w:hAnsi="Aptos"/>
-                <w:b w:val="0"/>
-                <w:color w:val="1E293B"/>
-                <w:sz w:val="14"/>
-              </w:rPr>
-              <w:t>SEC-01–07 / AC-SEC-01</w:t>
-            </w:r>
-          </w:p>
-        </w:tc>
-        <w:tc>
-          <w:tcPr>
-            <w:tcW w:type="dxa" w:w="2880"/>
-            <w:shd w:val="clear" w:fill="F8FAFC"/>
-            <w:vAlign w:val="center"/>
-          </w:tcPr>
-          <w:p>
-            <w:pPr>
-              <w:keepLines/>
-              <w:spacing w:after="0"/>
-            </w:pPr>
-            <w:r/>
-            <w:r>
-              <w:rPr>
-                <w:rFonts w:ascii="Aptos" w:hAnsi="Aptos"/>
-                <w:b w:val="0"/>
-                <w:color w:val="1E293B"/>
-                <w:sz w:val="14"/>
-              </w:rPr>
-              <w:t>Sections 6 and 10</w:t>
-            </w:r>
-          </w:p>
-        </w:tc>
-        <w:tc>
-          <w:tcPr>
-            <w:tcW w:type="dxa" w:w="4176"/>
-            <w:shd w:val="clear" w:fill="F8FAFC"/>
-            <w:vAlign w:val="center"/>
-          </w:tcPr>
-          <w:p>
-            <w:pPr>
-              <w:keepLines/>
-              <w:spacing w:after="0"/>
-            </w:pPr>
-            <w:r/>
-            <w:r>
-              <w:rPr>
-                <w:rFonts w:ascii="Aptos" w:hAnsi="Aptos"/>
-                <w:b w:val="0"/>
-                <w:color w:val="1E293B"/>
-                <w:sz w:val="14"/>
-              </w:rPr>
-              <w:t>Owner, shared preview-auth state, route, filesystem, Pod, network, resource and secret negative tests.</w:t>
+                <w:sz w:val="11"/>
+              </w:rPr>
+              <w:t>Restricted AdminJS calls NestJS command services with RBAC, CSRF, property/action allowlists, CAS and audit.</w:t>
+            </w:r>
+          </w:p>
+        </w:tc>
+        <w:tc>
+          <w:tcPr>
+            <w:tcW w:type="dxa" w:w="3456"/>
+            <w:vAlign w:val="center"/>
+          </w:tcPr>
+          <w:p>
+            <w:pPr>
+              <w:keepLines/>
+              <w:spacing w:after="0"/>
+            </w:pPr>
+            <w:r/>
+            <w:r>
+              <w:rPr>
+                <w:rFonts w:ascii="Aptos" w:hAnsi="Aptos"/>
+                <w:b w:val="0"/>
+                <w:color w:val="1E293B"/>
+                <w:sz w:val="11"/>
+              </w:rPr>
+              <w:t>Denied direct mutation, typed config bounds, last-admin protection and attributable allowlisted command tests.</w:t>
             </w:r>
           </w:p>
         </w:tc>
@@ -17833,14 +21592,12 @@
         <w:spacing w:after="100"/>
       </w:pPr>
       <w:r>
-        <w:t>Every UC-01–UC-09 is explicitly traceable above. Any product behavior not traceable to a PRD Feature/Story/Use Case/Acceptance ID is a proposal, not an approved requirement. Capability installation remains Stage 2/outside this Stage 1 contract.</w:t>
+        <w:t>Every UC-01–UC-09 and its Business Rules are explicitly traceable above. Any product behavior not traceable to a PRD Feature/Story/Use Case/Business Rule/Acceptance ID is a proposal, not an approved requirement. Capability installation remains Stage 2/outside this Stage 1 contract.</w:t>
       </w:r>
     </w:p>
     <w:sectPr>
-      <w:headerReference w:type="default" r:id="rId9"/>
-      <w:footerReference w:type="default" r:id="rId10"/>
-      <w:pgSz w:w="12240" w:h="15840"/>
-      <w:pgMar w:top="893" w:right="979" w:bottom="893" w:left="979" w:header="720" w:footer="720" w:gutter="0"/>
+      <w:pgSz w:w="15840" w:h="12240" w:orient="landscape"/>
+      <w:pgMar w:top="691" w:right="792" w:bottom="691" w:left="792" w:header="720" w:footer="720" w:gutter="0"/>
       <w:cols w:space="720"/>
       <w:docGrid w:linePitch="360"/>
     </w:sectPr>
